--- a/4-8/企创第三组.docx
+++ b/4-8/企创第三组.docx
@@ -4,45 +4,6 @@
   <w:body>
     <w:p>
       <w:pPr>
-        <w:spacing w:before="560" w:after="160" w:line="264" w:lineRule="auto"/>
-        <w:jc w:val="center"/>
-        <w:rPr>
-          <w:lang w:eastAsia="zh-CN"/>
-        </w:rPr>
-      </w:pPr>
-      <w:r>
-        <w:rPr>
-          <w:rFonts w:ascii="Noto Sans CJK SC" w:eastAsia="Noto Sans CJK SC" w:hAnsi="Noto Sans CJK SC"/>
-          <w:b/>
-          <w:color w:val="606060"/>
-          <w:sz w:val="24"/>
-          <w:lang w:eastAsia="zh-CN"/>
-        </w:rPr>
-        <w:t>课程研究报告</w:t>
-      </w:r>
-    </w:p>
-    <w:p>
-      <w:pPr>
-        <w:spacing w:before="400" w:after="160" w:line="240" w:lineRule="auto"/>
-        <w:jc w:val="center"/>
-        <w:rPr>
-          <w:lang w:eastAsia="zh-CN"/>
-        </w:rPr>
-      </w:pPr>
-      <w:r>
-        <w:rPr>
-          <w:rFonts w:ascii="Noto Sans CJK SC" w:eastAsia="Noto Sans CJK SC" w:hAnsi="Noto Sans CJK SC"/>
-          <w:b/>
-          <w:color w:val="2E5B9A"/>
-          <w:sz w:val="48"/>
-          <w:lang w:eastAsia="zh-CN"/>
-        </w:rPr>
-        <w:t>声学与军事：巷战中敌人位置识别</w:t>
-      </w:r>
-    </w:p>
-    <w:p>
-      <w:pPr>
-        <w:spacing w:before="80" w:after="360" w:line="288" w:lineRule="auto"/>
         <w:jc w:val="center"/>
         <w:rPr>
           <w:rFonts w:hint="eastAsia"/>
@@ -51,12 +12,858 @@
       </w:pPr>
       <w:r>
         <w:rPr>
-          <w:rFonts w:ascii="Noto Sans CJK SC" w:eastAsia="Noto Sans CJK SC" w:hAnsi="Noto Sans CJK SC"/>
-          <w:color w:val="606060"/>
-          <w:sz w:val="24"/>
+          <w:rFonts w:eastAsia="微软雅黑"/>
+          <w:b/>
+          <w:color w:val="1F497D"/>
+          <w:sz w:val="40"/>
           <w:lang w:eastAsia="zh-CN"/>
         </w:rPr>
-        <w:t>基于 360° 声音感知设备的原理分析、环境挑战与课堂研究设计</w:t>
+        <w:t>声学与军事相关技术延伸研究</w:t>
+      </w:r>
+      <w:r>
+        <w:rPr>
+          <w:rFonts w:eastAsia="微软雅黑"/>
+          <w:b/>
+          <w:color w:val="1F497D"/>
+          <w:sz w:val="40"/>
+          <w:lang w:eastAsia="zh-CN"/>
+        </w:rPr>
+        <w:br/>
+      </w:r>
+      <w:r>
+        <w:rPr>
+          <w:rFonts w:eastAsia="微软雅黑"/>
+          <w:b/>
+          <w:sz w:val="30"/>
+          <w:lang w:eastAsia="zh-CN"/>
+        </w:rPr>
+        <w:t>——</w:t>
+      </w:r>
+      <w:r>
+        <w:rPr>
+          <w:rFonts w:eastAsia="微软雅黑"/>
+          <w:b/>
+          <w:sz w:val="30"/>
+          <w:lang w:eastAsia="zh-CN"/>
+        </w:rPr>
+        <w:t>复杂城市环境中的声源定位原理、挑战与非作战应用</w:t>
+      </w:r>
+    </w:p>
+    <w:p>
+      <w:pPr>
+        <w:spacing w:before="120" w:after="240"/>
+        <w:ind w:left="227" w:right="227"/>
+        <w:rPr>
+          <w:lang w:eastAsia="zh-CN"/>
+        </w:rPr>
+      </w:pPr>
+      <w:r>
+        <w:rPr>
+          <w:rFonts w:eastAsia="微软雅黑"/>
+          <w:b/>
+          <w:lang w:eastAsia="zh-CN"/>
+        </w:rPr>
+        <w:t>摘要：</w:t>
+      </w:r>
+      <w:r>
+        <w:rPr>
+          <w:lang w:eastAsia="zh-CN"/>
+        </w:rPr>
+        <w:t>本文围绕课堂展示的</w:t>
+      </w:r>
+      <w:r>
+        <w:rPr>
+          <w:lang w:eastAsia="zh-CN"/>
+        </w:rPr>
+        <w:t xml:space="preserve"> 360 </w:t>
+      </w:r>
+      <w:r>
+        <w:rPr>
+          <w:lang w:eastAsia="zh-CN"/>
+        </w:rPr>
+        <w:t>度声音识别传感器，研究其在复杂城市空间中的声源方向感知与位置估计潜力。文章从声学定位原理、城市巷道环境中的主要困难、系统构成、实验设计和非作战应用价值等方面展开分析。考虑到该类技术具有双重用途特征，本文将研究重点放在课程层面的科学原理、工程挑战、风险控制和公共安全应用上，不讨论任何攻击性部署方案。</w:t>
+      </w:r>
+    </w:p>
+    <w:p>
+      <w:pPr>
+        <w:pStyle w:val="1"/>
+        <w:spacing w:before="200" w:after="120"/>
+        <w:rPr>
+          <w:lang w:eastAsia="zh-CN"/>
+        </w:rPr>
+      </w:pPr>
+      <w:r>
+        <w:rPr>
+          <w:lang w:eastAsia="zh-CN"/>
+        </w:rPr>
+        <w:t>一、课题背景</w:t>
+      </w:r>
+    </w:p>
+    <w:p>
+      <w:pPr>
+        <w:spacing w:after="120" w:line="360" w:lineRule="auto"/>
+        <w:ind w:firstLine="420"/>
+        <w:rPr>
+          <w:lang w:eastAsia="zh-CN"/>
+        </w:rPr>
+      </w:pPr>
+      <w:r>
+        <w:rPr>
+          <w:lang w:eastAsia="zh-CN"/>
+        </w:rPr>
+        <w:t>声音是一种重要的环境信息载体。与摄像头等光学感知方式相比，声学传感器在低照度、烟雾遮挡、拐角遮挡等环境中仍可能捕捉到有效线索，因此在公共安全、应急救援和智慧城市等领域具有研究意义。</w:t>
+      </w:r>
+    </w:p>
+    <w:p>
+      <w:pPr>
+        <w:spacing w:after="120" w:line="360" w:lineRule="auto"/>
+        <w:ind w:firstLine="420"/>
+        <w:rPr>
+          <w:lang w:eastAsia="zh-CN"/>
+        </w:rPr>
+      </w:pPr>
+      <w:r>
+        <w:rPr>
+          <w:lang w:eastAsia="zh-CN"/>
+        </w:rPr>
+        <w:t>课堂上展示的</w:t>
+      </w:r>
+      <w:r>
+        <w:rPr>
+          <w:lang w:eastAsia="zh-CN"/>
+        </w:rPr>
+        <w:t xml:space="preserve"> 360 </w:t>
+      </w:r>
+      <w:r>
+        <w:rPr>
+          <w:lang w:eastAsia="zh-CN"/>
+        </w:rPr>
+        <w:t>度识别声音的传感器，为</w:t>
+      </w:r>
+      <w:r>
+        <w:rPr>
+          <w:lang w:eastAsia="zh-CN"/>
+        </w:rPr>
+        <w:t>“</w:t>
+      </w:r>
+      <w:r>
+        <w:rPr>
+          <w:lang w:eastAsia="zh-CN"/>
+        </w:rPr>
+        <w:t>复杂空间中的声源定位</w:t>
+      </w:r>
+      <w:r>
+        <w:rPr>
+          <w:lang w:eastAsia="zh-CN"/>
+        </w:rPr>
+        <w:t>”</w:t>
+      </w:r>
+      <w:r>
+        <w:rPr>
+          <w:lang w:eastAsia="zh-CN"/>
+        </w:rPr>
+        <w:t>提供了一个直观入口。所谓声源定位，简单来说就是利用多个麦克风接收到声音的时间差、强度差和频谱差异，估计声音从哪个方向传来，并在一定条件下进一步推断其大致位置。</w:t>
+      </w:r>
+    </w:p>
+    <w:p>
+      <w:pPr>
+        <w:spacing w:after="120" w:line="360" w:lineRule="auto"/>
+        <w:ind w:firstLine="420"/>
+        <w:rPr>
+          <w:lang w:eastAsia="zh-CN"/>
+        </w:rPr>
+      </w:pPr>
+      <w:r>
+        <w:rPr>
+          <w:lang w:eastAsia="zh-CN"/>
+        </w:rPr>
+        <w:t>在城市巷道、走廊、楼道、拐角和半封闭空间内，声音会受到反射、遮挡和多路径传播影响，使定位结果比开阔场景更不稳定。因此，这一课题既有较强的工程挑战，也适合作为声学、传感器和信号处理的课程研究项目。</w:t>
+      </w:r>
+    </w:p>
+    <w:p>
+      <w:pPr>
+        <w:pStyle w:val="1"/>
+        <w:spacing w:before="200" w:after="120"/>
+        <w:rPr>
+          <w:lang w:eastAsia="zh-CN"/>
+        </w:rPr>
+      </w:pPr>
+      <w:r>
+        <w:rPr>
+          <w:lang w:eastAsia="zh-CN"/>
+        </w:rPr>
+        <w:t>二、研究意义</w:t>
+      </w:r>
+    </w:p>
+    <w:p>
+      <w:pPr>
+        <w:spacing w:after="120" w:line="360" w:lineRule="auto"/>
+        <w:ind w:firstLine="420"/>
+        <w:rPr>
+          <w:lang w:eastAsia="zh-CN"/>
+        </w:rPr>
+      </w:pPr>
+      <w:r>
+        <w:rPr>
+          <w:lang w:eastAsia="zh-CN"/>
+        </w:rPr>
+        <w:t>第一，声源定位研究有助于学生理解阵列传感器、信号处理和空间感知之间的关系，把课堂中的</w:t>
+      </w:r>
+      <w:r>
+        <w:rPr>
+          <w:lang w:eastAsia="zh-CN"/>
+        </w:rPr>
+        <w:t>“</w:t>
+      </w:r>
+      <w:r>
+        <w:rPr>
+          <w:lang w:eastAsia="zh-CN"/>
+        </w:rPr>
+        <w:t>硬件展示</w:t>
+      </w:r>
+      <w:r>
+        <w:rPr>
+          <w:lang w:eastAsia="zh-CN"/>
+        </w:rPr>
+        <w:t>”</w:t>
+      </w:r>
+      <w:r>
+        <w:rPr>
+          <w:lang w:eastAsia="zh-CN"/>
+        </w:rPr>
+        <w:t>转化为完整的工程问题。</w:t>
+      </w:r>
+    </w:p>
+    <w:p>
+      <w:pPr>
+        <w:spacing w:after="120" w:line="360" w:lineRule="auto"/>
+        <w:ind w:firstLine="420"/>
+        <w:rPr>
+          <w:lang w:eastAsia="zh-CN"/>
+        </w:rPr>
+      </w:pPr>
+      <w:r>
+        <w:rPr>
+          <w:lang w:eastAsia="zh-CN"/>
+        </w:rPr>
+        <w:t>第二，复杂环境中的声音分析问题能够体现真实世界的噪声、混响、遮挡和误判风险，比理想化场景更有研究价值。</w:t>
+      </w:r>
+    </w:p>
+    <w:p>
+      <w:pPr>
+        <w:spacing w:after="120" w:line="360" w:lineRule="auto"/>
+        <w:ind w:firstLine="420"/>
+        <w:rPr>
+          <w:lang w:eastAsia="zh-CN"/>
+        </w:rPr>
+      </w:pPr>
+      <w:r>
+        <w:rPr>
+          <w:lang w:eastAsia="zh-CN"/>
+        </w:rPr>
+        <w:t>第三，这类技术在非作战场景中具有现实意义，例如火灾现场被困人员呼救声定位、地震废墟中的生命探测、校园或园区异常声源预警、隧道或地下停车场的安全监测等。</w:t>
+      </w:r>
+    </w:p>
+    <w:p>
+      <w:pPr>
+        <w:spacing w:after="120" w:line="360" w:lineRule="auto"/>
+        <w:ind w:firstLine="420"/>
+        <w:rPr>
+          <w:lang w:eastAsia="zh-CN"/>
+        </w:rPr>
+      </w:pPr>
+      <w:r>
+        <w:rPr>
+          <w:lang w:eastAsia="zh-CN"/>
+        </w:rPr>
+        <w:t>第四，从伦理与法律角度讨论该类技术的边界，也有助于培养学生对</w:t>
+      </w:r>
+      <w:r>
+        <w:rPr>
+          <w:lang w:eastAsia="zh-CN"/>
+        </w:rPr>
+        <w:t>“</w:t>
+      </w:r>
+      <w:r>
+        <w:rPr>
+          <w:lang w:eastAsia="zh-CN"/>
+        </w:rPr>
+        <w:t>双重用途技术</w:t>
+      </w:r>
+      <w:r>
+        <w:rPr>
+          <w:lang w:eastAsia="zh-CN"/>
+        </w:rPr>
+        <w:t>”</w:t>
+      </w:r>
+      <w:r>
+        <w:rPr>
+          <w:lang w:eastAsia="zh-CN"/>
+        </w:rPr>
+        <w:t>的责任意识。</w:t>
+      </w:r>
+    </w:p>
+    <w:p>
+      <w:pPr>
+        <w:pStyle w:val="1"/>
+        <w:spacing w:before="200" w:after="120"/>
+        <w:rPr>
+          <w:lang w:eastAsia="zh-CN"/>
+        </w:rPr>
+      </w:pPr>
+      <w:r>
+        <w:rPr>
+          <w:lang w:eastAsia="zh-CN"/>
+        </w:rPr>
+        <w:lastRenderedPageBreak/>
+        <w:t>三、技术原理</w:t>
+      </w:r>
+    </w:p>
+    <w:p>
+      <w:pPr>
+        <w:spacing w:after="120" w:line="360" w:lineRule="auto"/>
+        <w:ind w:firstLine="420"/>
+        <w:rPr>
+          <w:lang w:eastAsia="zh-CN"/>
+        </w:rPr>
+      </w:pPr>
+      <w:r>
+        <w:rPr>
+          <w:lang w:eastAsia="zh-CN"/>
+        </w:rPr>
+        <w:t xml:space="preserve">1. </w:t>
+      </w:r>
+      <w:r>
+        <w:rPr>
+          <w:lang w:eastAsia="zh-CN"/>
+        </w:rPr>
+        <w:t>麦克风阵列：</w:t>
+      </w:r>
+      <w:r>
+        <w:rPr>
+          <w:lang w:eastAsia="zh-CN"/>
+        </w:rPr>
+        <w:t xml:space="preserve">360 </w:t>
+      </w:r>
+      <w:r>
+        <w:rPr>
+          <w:lang w:eastAsia="zh-CN"/>
+        </w:rPr>
+        <w:t>度声音传感器通常并不是单个麦克风，而是由多个拾音单元组成。多个传感器同时采集环境声音，才能为后续的方向估计提供基础。</w:t>
+      </w:r>
+    </w:p>
+    <w:p>
+      <w:pPr>
+        <w:spacing w:after="120" w:line="360" w:lineRule="auto"/>
+        <w:ind w:firstLine="420"/>
+        <w:rPr>
+          <w:lang w:eastAsia="zh-CN"/>
+        </w:rPr>
+      </w:pPr>
+      <w:r>
+        <w:rPr>
+          <w:lang w:eastAsia="zh-CN"/>
+        </w:rPr>
+        <w:t xml:space="preserve">2. </w:t>
+      </w:r>
+      <w:r>
+        <w:rPr>
+          <w:lang w:eastAsia="zh-CN"/>
+        </w:rPr>
+        <w:t>到达时间差：同一个声源发出的声音传播到不同麦克风的距离不同，因此到达时刻会存在微小差异。系统可通过估计这些差异，推测声源方向。</w:t>
+      </w:r>
+    </w:p>
+    <w:p>
+      <w:pPr>
+        <w:spacing w:after="120" w:line="360" w:lineRule="auto"/>
+        <w:ind w:firstLine="420"/>
+        <w:rPr>
+          <w:lang w:eastAsia="zh-CN"/>
+        </w:rPr>
+      </w:pPr>
+      <w:r>
+        <w:rPr>
+          <w:lang w:eastAsia="zh-CN"/>
+        </w:rPr>
+        <w:t xml:space="preserve">3. </w:t>
+      </w:r>
+      <w:r>
+        <w:rPr>
+          <w:lang w:eastAsia="zh-CN"/>
+        </w:rPr>
+        <w:t>强度与频谱特征：当声源与传感器之间存在遮挡时，声音强度和高频成分往往会发生变化。结合时间差与频谱信息，系统能提高对复杂场景的适应性。</w:t>
+      </w:r>
+    </w:p>
+    <w:p>
+      <w:pPr>
+        <w:spacing w:after="120" w:line="360" w:lineRule="auto"/>
+        <w:ind w:firstLine="420"/>
+        <w:rPr>
+          <w:lang w:eastAsia="zh-CN"/>
+        </w:rPr>
+      </w:pPr>
+      <w:r>
+        <w:rPr>
+          <w:lang w:eastAsia="zh-CN"/>
+        </w:rPr>
+        <w:t xml:space="preserve">4. </w:t>
+      </w:r>
+      <w:r>
+        <w:rPr>
+          <w:lang w:eastAsia="zh-CN"/>
+        </w:rPr>
+        <w:t>波束形成与滤波：系统可通过波束形成突出特定方向的声音，同时抑制背景噪声，再结合滤波、降噪和短时能量分析等方法提升检测稳定性。</w:t>
+      </w:r>
+    </w:p>
+    <w:p>
+      <w:pPr>
+        <w:spacing w:after="120" w:line="360" w:lineRule="auto"/>
+        <w:ind w:firstLine="420"/>
+        <w:rPr>
+          <w:lang w:eastAsia="zh-CN"/>
+        </w:rPr>
+      </w:pPr>
+      <w:r>
+        <w:rPr>
+          <w:lang w:eastAsia="zh-CN"/>
+        </w:rPr>
+        <w:t xml:space="preserve">5. </w:t>
+      </w:r>
+      <w:r>
+        <w:rPr>
+          <w:lang w:eastAsia="zh-CN"/>
+        </w:rPr>
+        <w:t>空间定位与可视化：在获得方向估计后，可将结果映射到二维平面或方位图上，形成面向观察者的可视化提示。课程项目中更适合做到</w:t>
+      </w:r>
+      <w:r>
+        <w:rPr>
+          <w:lang w:eastAsia="zh-CN"/>
+        </w:rPr>
+        <w:t>“</w:t>
+      </w:r>
+      <w:r>
+        <w:rPr>
+          <w:lang w:eastAsia="zh-CN"/>
+        </w:rPr>
+        <w:t>方向估计与误差分析</w:t>
+      </w:r>
+      <w:r>
+        <w:rPr>
+          <w:lang w:eastAsia="zh-CN"/>
+        </w:rPr>
+        <w:t>”</w:t>
+      </w:r>
+      <w:r>
+        <w:rPr>
+          <w:lang w:eastAsia="zh-CN"/>
+        </w:rPr>
+        <w:t>，而不是追求高精度实地定位。</w:t>
+      </w:r>
+    </w:p>
+    <w:p>
+      <w:pPr>
+        <w:pStyle w:val="1"/>
+        <w:spacing w:before="200" w:after="120"/>
+        <w:rPr>
+          <w:lang w:eastAsia="zh-CN"/>
+        </w:rPr>
+      </w:pPr>
+      <w:r>
+        <w:rPr>
+          <w:lang w:eastAsia="zh-CN"/>
+        </w:rPr>
+        <w:t>四、复杂城市环境中的主要挑战</w:t>
+      </w:r>
+    </w:p>
+    <w:p>
+      <w:pPr>
+        <w:spacing w:after="120" w:line="360" w:lineRule="auto"/>
+        <w:ind w:firstLine="420"/>
+        <w:rPr>
+          <w:lang w:eastAsia="zh-CN"/>
+        </w:rPr>
+      </w:pPr>
+      <w:r>
+        <w:rPr>
+          <w:lang w:eastAsia="zh-CN"/>
+        </w:rPr>
+        <w:t>在狭窄街巷、楼道和拐角场景中，墙面、地面和门窗会引起明显反射，使传感器同时收到直达声与反射声，从而干扰方向判断。</w:t>
+      </w:r>
+    </w:p>
+    <w:p>
+      <w:pPr>
+        <w:spacing w:after="120" w:line="360" w:lineRule="auto"/>
+        <w:ind w:firstLine="420"/>
+        <w:rPr>
+          <w:lang w:eastAsia="zh-CN"/>
+        </w:rPr>
+      </w:pPr>
+      <w:r>
+        <w:rPr>
+          <w:lang w:eastAsia="zh-CN"/>
+        </w:rPr>
+        <w:t>多路径传播会使同一声源看起来像来自多个方向，尤其是在混响较强的半封闭空间内，系统可能出现角度漂移或短时跳变。</w:t>
+      </w:r>
+    </w:p>
+    <w:p>
+      <w:pPr>
+        <w:spacing w:after="120" w:line="360" w:lineRule="auto"/>
+        <w:ind w:firstLine="420"/>
+        <w:rPr>
+          <w:lang w:eastAsia="zh-CN"/>
+        </w:rPr>
+      </w:pPr>
+      <w:r>
+        <w:rPr>
+          <w:lang w:eastAsia="zh-CN"/>
+        </w:rPr>
+        <w:t>环境噪声同样不可忽视。车辆行驶、人群说话、风噪、空调和机械设备都会掩盖目标声音，降低系统的信噪比。</w:t>
+      </w:r>
+    </w:p>
+    <w:p>
+      <w:pPr>
+        <w:spacing w:after="120" w:line="360" w:lineRule="auto"/>
+        <w:ind w:firstLine="420"/>
+        <w:rPr>
+          <w:lang w:eastAsia="zh-CN"/>
+        </w:rPr>
+      </w:pPr>
+      <w:r>
+        <w:rPr>
+          <w:lang w:eastAsia="zh-CN"/>
+        </w:rPr>
+        <w:t>此外，不同声源类型之间差异较大。连续说话声、突然敲击声、移动声源和短脉冲声源在检测与跟踪上的难点并不相同，算法往往需要分别评估。</w:t>
+      </w:r>
+    </w:p>
+    <w:p>
+      <w:pPr>
+        <w:pStyle w:val="1"/>
+        <w:spacing w:before="200" w:after="120"/>
+        <w:rPr>
+          <w:lang w:eastAsia="zh-CN"/>
+        </w:rPr>
+      </w:pPr>
+      <w:r>
+        <w:rPr>
+          <w:lang w:eastAsia="zh-CN"/>
+        </w:rPr>
+        <w:t>五、系统构成与研究方案</w:t>
+      </w:r>
+    </w:p>
+    <w:p>
+      <w:pPr>
+        <w:spacing w:after="120" w:line="360" w:lineRule="auto"/>
+        <w:ind w:firstLine="420"/>
+        <w:rPr>
+          <w:lang w:eastAsia="zh-CN"/>
+        </w:rPr>
+      </w:pPr>
+      <w:r>
+        <w:rPr>
+          <w:lang w:eastAsia="zh-CN"/>
+        </w:rPr>
+        <w:t>本课题可将系统抽象为五个模块：声音采集模块、预处理模块、方向估计模块、结果显示模块和实验记录模块。</w:t>
+      </w:r>
+    </w:p>
+    <w:p>
+      <w:pPr>
+        <w:spacing w:after="120" w:line="360" w:lineRule="auto"/>
+        <w:ind w:firstLine="420"/>
+        <w:rPr>
+          <w:lang w:eastAsia="zh-CN"/>
+        </w:rPr>
+      </w:pPr>
+      <w:r>
+        <w:rPr>
+          <w:lang w:eastAsia="zh-CN"/>
+        </w:rPr>
+        <w:t>声音采集模块负责同步获取多通道音频；预处理模块完成去噪、分帧、滤波和特征提取；方向估计模块输出声源方位；结果显示模块用罗盘图、角度条或平面示意图展示方向；实验记录模块保存测试条件、定位结果和误差数据，用于后续分析。</w:t>
+      </w:r>
+    </w:p>
+    <w:p>
+      <w:pPr>
+        <w:spacing w:after="120" w:line="360" w:lineRule="auto"/>
+        <w:ind w:firstLine="420"/>
+        <w:rPr>
+          <w:lang w:eastAsia="zh-CN"/>
+        </w:rPr>
+      </w:pPr>
+      <w:r>
+        <w:rPr>
+          <w:lang w:eastAsia="zh-CN"/>
+        </w:rPr>
+        <w:lastRenderedPageBreak/>
+        <w:t>课程研究中建议采用</w:t>
+      </w:r>
+      <w:r>
+        <w:rPr>
+          <w:lang w:eastAsia="zh-CN"/>
+        </w:rPr>
+        <w:t>“</w:t>
+      </w:r>
+      <w:r>
+        <w:rPr>
+          <w:lang w:eastAsia="zh-CN"/>
+        </w:rPr>
+        <w:t>模拟街巷场景</w:t>
+      </w:r>
+      <w:r>
+        <w:rPr>
+          <w:lang w:eastAsia="zh-CN"/>
+        </w:rPr>
+        <w:t>”</w:t>
+      </w:r>
+      <w:r>
+        <w:rPr>
+          <w:lang w:eastAsia="zh-CN"/>
+        </w:rPr>
+        <w:t>而非真实敏感场景，例如在教学楼走廊、空教室、楼道转角或实验室搭建简化环境，通过扬声器播放预设声音来验证传感器性能。</w:t>
+      </w:r>
+    </w:p>
+    <w:p>
+      <w:pPr>
+        <w:pStyle w:val="1"/>
+        <w:spacing w:before="200" w:after="120"/>
+        <w:rPr>
+          <w:lang w:eastAsia="zh-CN"/>
+        </w:rPr>
+      </w:pPr>
+      <w:r>
+        <w:rPr>
+          <w:lang w:eastAsia="zh-CN"/>
+        </w:rPr>
+        <w:t>六、实验设计</w:t>
+      </w:r>
+    </w:p>
+    <w:p>
+      <w:pPr>
+        <w:spacing w:after="120" w:line="360" w:lineRule="auto"/>
+        <w:ind w:firstLine="420"/>
+        <w:rPr>
+          <w:lang w:eastAsia="zh-CN"/>
+        </w:rPr>
+      </w:pPr>
+      <w:r>
+        <w:rPr>
+          <w:lang w:eastAsia="zh-CN"/>
+        </w:rPr>
+        <w:t>实验一：开阔走廊环境中的基础方向识别。将扬声器放置在不同角度，记录传感器输出方向与真实方向之间的误差，建立基线结果。</w:t>
+      </w:r>
+    </w:p>
+    <w:p>
+      <w:pPr>
+        <w:spacing w:after="120" w:line="360" w:lineRule="auto"/>
+        <w:ind w:firstLine="420"/>
+        <w:rPr>
+          <w:lang w:eastAsia="zh-CN"/>
+        </w:rPr>
+      </w:pPr>
+      <w:r>
+        <w:rPr>
+          <w:lang w:eastAsia="zh-CN"/>
+        </w:rPr>
+        <w:t>实验二：拐角与遮挡环境测试。在传感器与声源之间加入墙角、隔板或门框等障碍，观察方向估计是否出现偏移。</w:t>
+      </w:r>
+    </w:p>
+    <w:p>
+      <w:pPr>
+        <w:spacing w:after="120" w:line="360" w:lineRule="auto"/>
+        <w:ind w:firstLine="420"/>
+        <w:rPr>
+          <w:lang w:eastAsia="zh-CN"/>
+        </w:rPr>
+      </w:pPr>
+      <w:r>
+        <w:rPr>
+          <w:lang w:eastAsia="zh-CN"/>
+        </w:rPr>
+        <w:t>实验三：噪声干扰测试。向环境中加入人声、音乐或风噪，比较不同噪声强度下的识别稳定性。</w:t>
+      </w:r>
+    </w:p>
+    <w:p>
+      <w:pPr>
+        <w:spacing w:after="120" w:line="360" w:lineRule="auto"/>
+        <w:ind w:firstLine="420"/>
+        <w:rPr>
+          <w:lang w:eastAsia="zh-CN"/>
+        </w:rPr>
+      </w:pPr>
+      <w:r>
+        <w:rPr>
+          <w:lang w:eastAsia="zh-CN"/>
+        </w:rPr>
+        <w:t>实验四：多场景对比。比较走廊、教室、楼梯口和半开阔空间中系统表现，分析环境结构对结果的影响。</w:t>
+      </w:r>
+    </w:p>
+    <w:p>
+      <w:pPr>
+        <w:spacing w:after="120" w:line="360" w:lineRule="auto"/>
+        <w:ind w:firstLine="420"/>
+        <w:rPr>
+          <w:lang w:eastAsia="zh-CN"/>
+        </w:rPr>
+      </w:pPr>
+      <w:r>
+        <w:rPr>
+          <w:lang w:eastAsia="zh-CN"/>
+        </w:rPr>
+        <w:t>实验指标建议包括方向误差、响应时间、重复性、误报率、在噪声下的鲁棒性，以及不同障碍条件下的性能变化趋势。</w:t>
+      </w:r>
+    </w:p>
+    <w:p>
+      <w:pPr>
+        <w:pStyle w:val="1"/>
+        <w:spacing w:before="200" w:after="120"/>
+        <w:rPr>
+          <w:lang w:eastAsia="zh-CN"/>
+        </w:rPr>
+      </w:pPr>
+      <w:r>
+        <w:rPr>
+          <w:lang w:eastAsia="zh-CN"/>
+        </w:rPr>
+        <w:t>七、结论</w:t>
+      </w:r>
+    </w:p>
+    <w:p>
+      <w:pPr>
+        <w:spacing w:after="120" w:line="360" w:lineRule="auto"/>
+        <w:ind w:firstLine="420"/>
+        <w:rPr>
+          <w:lang w:eastAsia="zh-CN"/>
+        </w:rPr>
+      </w:pPr>
+      <w:r>
+        <w:rPr>
+          <w:lang w:eastAsia="zh-CN"/>
+        </w:rPr>
+        <w:t>总体来看，</w:t>
+      </w:r>
+      <w:r>
+        <w:rPr>
+          <w:lang w:eastAsia="zh-CN"/>
+        </w:rPr>
+        <w:t xml:space="preserve">360 </w:t>
+      </w:r>
+      <w:r>
+        <w:rPr>
+          <w:lang w:eastAsia="zh-CN"/>
+        </w:rPr>
+        <w:t>度声音传感器在复杂城市环境中的声源方向估计具有明确的研究价值。其核心难点不在于</w:t>
+      </w:r>
+      <w:r>
+        <w:rPr>
+          <w:lang w:eastAsia="zh-CN"/>
+        </w:rPr>
+        <w:t>“</w:t>
+      </w:r>
+      <w:r>
+        <w:rPr>
+          <w:lang w:eastAsia="zh-CN"/>
+        </w:rPr>
+        <w:t>能否听到声音</w:t>
+      </w:r>
+      <w:r>
+        <w:rPr>
+          <w:lang w:eastAsia="zh-CN"/>
+        </w:rPr>
+        <w:t>”</w:t>
+      </w:r>
+      <w:r>
+        <w:rPr>
+          <w:lang w:eastAsia="zh-CN"/>
+        </w:rPr>
+        <w:t>，而在于如何在反射、遮挡、噪声和混响条件下稳定地判断声音来自哪里。</w:t>
+      </w:r>
+    </w:p>
+    <w:p>
+      <w:pPr>
+        <w:spacing w:after="120" w:line="360" w:lineRule="auto"/>
+        <w:ind w:firstLine="420"/>
+        <w:rPr>
+          <w:lang w:eastAsia="zh-CN"/>
+        </w:rPr>
+      </w:pPr>
+      <w:r>
+        <w:rPr>
+          <w:lang w:eastAsia="zh-CN"/>
+        </w:rPr>
+        <w:t>从课程项目角度看，本课题适合以</w:t>
+      </w:r>
+      <w:r>
+        <w:rPr>
+          <w:lang w:eastAsia="zh-CN"/>
+        </w:rPr>
+        <w:t>“</w:t>
+      </w:r>
+      <w:r>
+        <w:rPr>
+          <w:lang w:eastAsia="zh-CN"/>
+        </w:rPr>
+        <w:t>原理分析</w:t>
+      </w:r>
+      <w:r>
+        <w:rPr>
+          <w:lang w:eastAsia="zh-CN"/>
+        </w:rPr>
+        <w:t xml:space="preserve"> + </w:t>
+      </w:r>
+      <w:r>
+        <w:rPr>
+          <w:lang w:eastAsia="zh-CN"/>
+        </w:rPr>
+        <w:t>小型实验</w:t>
+      </w:r>
+      <w:r>
+        <w:rPr>
+          <w:lang w:eastAsia="zh-CN"/>
+        </w:rPr>
+        <w:t xml:space="preserve"> + </w:t>
+      </w:r>
+      <w:r>
+        <w:rPr>
+          <w:lang w:eastAsia="zh-CN"/>
+        </w:rPr>
+        <w:t>误差评估</w:t>
+      </w:r>
+      <w:r>
+        <w:rPr>
+          <w:lang w:eastAsia="zh-CN"/>
+        </w:rPr>
+        <w:t>”</w:t>
+      </w:r>
+      <w:r>
+        <w:rPr>
+          <w:lang w:eastAsia="zh-CN"/>
+        </w:rPr>
+        <w:t>的方式展开。通过搭建简化场景并记录数据，学生不仅可以理解声学阵列的基本机制，也能认识到真实环境中工程系统的局限性。未来若与视觉、红外或惯性传感器结合，还可进一步研究多模态环境感知，但其应用应始终遵守安全、合法和非攻击性原则。</w:t>
+      </w:r>
+    </w:p>
+    <w:p>
+      <w:pPr>
+        <w:pStyle w:val="21"/>
+        <w:spacing w:before="160" w:after="120"/>
+        <w:rPr>
+          <w:lang w:eastAsia="zh-CN"/>
+        </w:rPr>
+      </w:pPr>
+      <w:r>
+        <w:rPr>
+          <w:lang w:eastAsia="zh-CN"/>
+        </w:rPr>
+        <w:t>表</w:t>
+      </w:r>
+      <w:r>
+        <w:rPr>
+          <w:lang w:eastAsia="zh-CN"/>
+        </w:rPr>
+        <w:t xml:space="preserve"> 1  </w:t>
+      </w:r>
+      <w:r>
+        <w:rPr>
+          <w:lang w:eastAsia="zh-CN"/>
+        </w:rPr>
+        <w:t>课程研究建议的实验变量与观测指标</w:t>
       </w:r>
     </w:p>
     <w:tbl>
@@ -67,7 +874,9 @@
         <w:tblLook w:val="04A0" w:firstRow="1" w:lastRow="0" w:firstColumn="1" w:lastColumn="0" w:noHBand="0" w:noVBand="1"/>
       </w:tblPr>
       <w:tblGrid>
-        <w:gridCol w:w="9184"/>
+        <w:gridCol w:w="3211"/>
+        <w:gridCol w:w="3211"/>
+        <w:gridCol w:w="3211"/>
       </w:tblGrid>
       <w:tr>
         <w:trPr>
@@ -75,408 +884,75 @@
         </w:trPr>
         <w:tc>
           <w:tcPr>
-            <w:tcW w:w="9184" w:type="dxa"/>
-            <w:tcBorders>
-              <w:top w:val="single" w:sz="8" w:space="0" w:color="D6E1F0"/>
-              <w:left w:val="single" w:sz="18" w:space="0" w:color="5A8ACB"/>
-              <w:bottom w:val="single" w:sz="8" w:space="0" w:color="D6E1F0"/>
-              <w:right w:val="single" w:sz="8" w:space="0" w:color="D6E1F0"/>
-            </w:tcBorders>
-            <w:shd w:val="clear" w:color="auto" w:fill="F8FBFF"/>
+            <w:tcW w:w="3211" w:type="dxa"/>
+            <w:tcMar>
+              <w:top w:w="120" w:type="dxa"/>
+              <w:left w:w="120" w:type="dxa"/>
+              <w:bottom w:w="120" w:type="dxa"/>
+              <w:right w:w="120" w:type="dxa"/>
+            </w:tcMar>
             <w:vAlign w:val="center"/>
           </w:tcPr>
           <w:p>
             <w:pPr>
-              <w:spacing w:line="324" w:lineRule="auto"/>
-              <w:rPr>
-                <w:lang w:eastAsia="zh-CN"/>
-              </w:rPr>
+              <w:jc w:val="center"/>
             </w:pPr>
+            <w:proofErr w:type="spellStart"/>
             <w:r>
               <w:rPr>
-                <w:rFonts w:ascii="Noto Sans CJK SC" w:eastAsia="Noto Sans CJK SC" w:hAnsi="Noto Sans CJK SC"/>
+                <w:rFonts w:eastAsia="微软雅黑"/>
                 <w:b/>
-                <w:color w:val="2E5B9A"/>
-                <w:sz w:val="21"/>
-                <w:lang w:eastAsia="zh-CN"/>
               </w:rPr>
-              <w:t>说明：</w:t>
+              <w:t>实验变量</w:t>
             </w:r>
-            <w:r>
-              <w:rPr>
-                <w:rFonts w:ascii="Noto Sans CJK SC" w:eastAsia="Noto Sans CJK SC" w:hAnsi="Noto Sans CJK SC"/>
-                <w:color w:val="2D2D2D"/>
-                <w:sz w:val="20"/>
-                <w:lang w:eastAsia="zh-CN"/>
-              </w:rPr>
-              <w:t>本文仅用于课程研究与原理分析，聚焦声学感知在复杂城市环境中的识别逻辑、系统挑战、评估方法与伦理边界；不包含实战部署、打击决策、规避侦测或其他可直接转化为现实伤害的操作性内容。</w:t>
-            </w:r>
+            <w:proofErr w:type="spellEnd"/>
           </w:p>
         </w:tc>
-      </w:tr>
-    </w:tbl>
-    <w:p>
-      <w:pPr>
-        <w:spacing w:before="520" w:after="0" w:line="240" w:lineRule="auto"/>
-        <w:jc w:val="center"/>
-        <w:rPr>
-          <w:lang w:eastAsia="zh-CN"/>
-        </w:rPr>
-      </w:pPr>
-      <w:r>
-        <w:rPr>
-          <w:rFonts w:ascii="Noto Sans CJK SC" w:eastAsia="Noto Sans CJK SC" w:hAnsi="Noto Sans CJK SC"/>
-          <w:color w:val="606060"/>
-          <w:lang w:eastAsia="zh-CN"/>
-        </w:rPr>
-        <w:t>— 研究正文 —</w:t>
-      </w:r>
-    </w:p>
-    <w:p>
-      <w:pPr>
-        <w:rPr>
-          <w:lang w:eastAsia="zh-CN"/>
-        </w:rPr>
-      </w:pPr>
-      <w:r>
-        <w:rPr>
-          <w:lang w:eastAsia="zh-CN"/>
-        </w:rPr>
-        <w:br w:type="page"/>
-      </w:r>
-    </w:p>
-    <w:p>
-      <w:pPr>
-        <w:spacing w:before="240" w:after="100" w:line="288" w:lineRule="auto"/>
-        <w:rPr>
-          <w:lang w:eastAsia="zh-CN"/>
-        </w:rPr>
-      </w:pPr>
-      <w:r>
-        <w:rPr>
-          <w:rFonts w:ascii="Noto Sans CJK SC" w:eastAsia="Noto Sans CJK SC" w:hAnsi="Noto Sans CJK SC"/>
-          <w:b/>
-          <w:color w:val="2E5B9A"/>
-          <w:sz w:val="30"/>
-          <w:lang w:eastAsia="zh-CN"/>
-        </w:rPr>
-        <w:lastRenderedPageBreak/>
-        <w:t>一、研究背景与选题意义</w:t>
-      </w:r>
-    </w:p>
-    <w:p>
-      <w:pPr>
-        <w:spacing w:after="120" w:line="360" w:lineRule="auto"/>
-        <w:rPr>
-          <w:lang w:eastAsia="zh-CN"/>
-        </w:rPr>
-      </w:pPr>
-      <w:r>
-        <w:rPr>
-          <w:rFonts w:ascii="Noto Sans CJK SC" w:eastAsia="Noto Sans CJK SC" w:hAnsi="Noto Sans CJK SC"/>
-          <w:color w:val="2D2D2D"/>
-          <w:lang w:eastAsia="zh-CN"/>
-        </w:rPr>
-        <w:t>现代城市空间具有街巷狭窄、建筑密集、视线遮挡严重等特点，传统“看到目标再判断位置”的方式往往会受到显著限制。相比视觉信息，声音具有可绕射、可远距离传播、无需直接可视接触等特征，因此基于声音的方向感知与位置判断，成为复杂环境态势感知中的一个重要研究方向。</w:t>
-      </w:r>
-    </w:p>
-    <w:p>
-      <w:pPr>
-        <w:spacing w:after="120" w:line="360" w:lineRule="auto"/>
-        <w:rPr>
-          <w:lang w:eastAsia="zh-CN"/>
-        </w:rPr>
-      </w:pPr>
-      <w:r>
-        <w:rPr>
-          <w:rFonts w:ascii="Noto Sans CJK SC" w:eastAsia="Noto Sans CJK SC" w:hAnsi="Noto Sans CJK SC"/>
-          <w:color w:val="2D2D2D"/>
-          <w:lang w:eastAsia="zh-CN"/>
-        </w:rPr>
-        <w:t>课堂上展示的 360° 声音识别传感器，为本课题提供了一个很好的观察入口：如果设备能够在空间中持续感知不同方向传来的声音，并对声音事件进行分类、关联与定位，那么它就不仅能回答“有没有声音”，还可以进一步回答“声音从哪里来”“可能处于哪一片区域”。</w:t>
-      </w:r>
-    </w:p>
-    <w:p>
-      <w:pPr>
-        <w:spacing w:after="120" w:line="360" w:lineRule="auto"/>
-        <w:rPr>
-          <w:lang w:eastAsia="zh-CN"/>
-        </w:rPr>
-      </w:pPr>
-      <w:r>
-        <w:rPr>
-          <w:rFonts w:ascii="Noto Sans CJK SC" w:eastAsia="Noto Sans CJK SC" w:hAnsi="Noto Sans CJK SC"/>
-          <w:color w:val="2D2D2D"/>
-          <w:lang w:eastAsia="zh-CN"/>
-        </w:rPr>
-        <w:t>从课程研究角度看，本选题的价值不在于讨论战术应用，而在于借此理解声源定位、阵列信号处理、环境建模、人机协同判断等跨学科问题，并思考这类技术在应急救援、危险区域预警、安防监测中的迁移价值。</w:t>
-      </w:r>
-    </w:p>
-    <w:p>
-      <w:pPr>
-        <w:spacing w:before="240" w:after="100" w:line="288" w:lineRule="auto"/>
-        <w:rPr>
-          <w:lang w:eastAsia="zh-CN"/>
-        </w:rPr>
-      </w:pPr>
-      <w:r>
-        <w:rPr>
-          <w:rFonts w:ascii="Noto Sans CJK SC" w:eastAsia="Noto Sans CJK SC" w:hAnsi="Noto Sans CJK SC"/>
-          <w:b/>
-          <w:color w:val="2E5B9A"/>
-          <w:sz w:val="30"/>
-          <w:lang w:eastAsia="zh-CN"/>
-        </w:rPr>
-        <w:t>二、课题核心问题</w:t>
-      </w:r>
-    </w:p>
-    <w:p>
-      <w:pPr>
-        <w:spacing w:after="120" w:line="360" w:lineRule="auto"/>
-        <w:rPr>
-          <w:lang w:eastAsia="zh-CN"/>
-        </w:rPr>
-      </w:pPr>
-      <w:r>
-        <w:rPr>
-          <w:rFonts w:ascii="Noto Sans CJK SC" w:eastAsia="Noto Sans CJK SC" w:hAnsi="Noto Sans CJK SC"/>
-          <w:color w:val="2D2D2D"/>
-          <w:lang w:eastAsia="zh-CN"/>
-        </w:rPr>
-        <w:t>本课题可以概括为一句话：在视线受阻、噪声复杂、反射严重的城市巷道环境中，如何借助 360° 声学感知设备，对突发声源的可能方向与区域做出较稳定的识别。</w:t>
-      </w:r>
-    </w:p>
-    <w:p>
-      <w:pPr>
-        <w:pStyle w:val="a0"/>
-        <w:spacing w:after="40" w:line="336" w:lineRule="auto"/>
-        <w:rPr>
-          <w:lang w:eastAsia="zh-CN"/>
-        </w:rPr>
-      </w:pPr>
-      <w:r>
-        <w:rPr>
-          <w:rFonts w:ascii="Noto Sans CJK SC" w:eastAsia="Noto Sans CJK SC" w:hAnsi="Noto Sans CJK SC"/>
-          <w:color w:val="2D2D2D"/>
-          <w:sz w:val="21"/>
-          <w:lang w:eastAsia="zh-CN"/>
-        </w:rPr>
-        <w:t>输入层面：设备连续接收来自周围各方向的声音信号。</w:t>
-      </w:r>
-    </w:p>
-    <w:p>
-      <w:pPr>
-        <w:pStyle w:val="a0"/>
-        <w:spacing w:after="40" w:line="336" w:lineRule="auto"/>
-        <w:rPr>
-          <w:lang w:eastAsia="zh-CN"/>
-        </w:rPr>
-      </w:pPr>
-      <w:r>
-        <w:rPr>
-          <w:rFonts w:ascii="Noto Sans CJK SC" w:eastAsia="Noto Sans CJK SC" w:hAnsi="Noto Sans CJK SC"/>
-          <w:color w:val="2D2D2D"/>
-          <w:sz w:val="21"/>
-          <w:lang w:eastAsia="zh-CN"/>
-        </w:rPr>
-        <w:t>处理层面：系统需要先区分“有意义的目标声”与“背景噪声”，再估计声源方向。</w:t>
-      </w:r>
-    </w:p>
-    <w:p>
-      <w:pPr>
-        <w:pStyle w:val="a0"/>
-        <w:spacing w:after="40" w:line="336" w:lineRule="auto"/>
-        <w:rPr>
-          <w:lang w:eastAsia="zh-CN"/>
-        </w:rPr>
-      </w:pPr>
-      <w:r>
-        <w:rPr>
-          <w:rFonts w:ascii="Noto Sans CJK SC" w:eastAsia="Noto Sans CJK SC" w:hAnsi="Noto Sans CJK SC"/>
-          <w:color w:val="2D2D2D"/>
-          <w:sz w:val="21"/>
-          <w:lang w:eastAsia="zh-CN"/>
-        </w:rPr>
-        <w:t>输出层面：结果不应只是一个绝对点坐标，而更适合表示为“高概率方向 + 可能区域 + 置信度”。</w:t>
-      </w:r>
-    </w:p>
-    <w:p>
-      <w:pPr>
-        <w:pStyle w:val="a0"/>
-        <w:spacing w:after="40" w:line="336" w:lineRule="auto"/>
-        <w:rPr>
-          <w:lang w:eastAsia="zh-CN"/>
-        </w:rPr>
-      </w:pPr>
-      <w:r>
-        <w:rPr>
-          <w:rFonts w:ascii="Noto Sans CJK SC" w:eastAsia="Noto Sans CJK SC" w:hAnsi="Noto Sans CJK SC"/>
-          <w:color w:val="2D2D2D"/>
-          <w:sz w:val="21"/>
-          <w:lang w:eastAsia="zh-CN"/>
-        </w:rPr>
-        <w:t>决策层面：在复杂环境中，声学结果更适合作为辅助信息，需要与人工观察或其他传感器结果交叉验证。</w:t>
-      </w:r>
-    </w:p>
-    <w:p>
-      <w:pPr>
-        <w:spacing w:before="240" w:after="100" w:line="288" w:lineRule="auto"/>
-        <w:rPr>
-          <w:lang w:eastAsia="zh-CN"/>
-        </w:rPr>
-      </w:pPr>
-      <w:r>
-        <w:rPr>
-          <w:rFonts w:ascii="Noto Sans CJK SC" w:eastAsia="Noto Sans CJK SC" w:hAnsi="Noto Sans CJK SC"/>
-          <w:b/>
-          <w:color w:val="2E5B9A"/>
-          <w:sz w:val="30"/>
-          <w:lang w:eastAsia="zh-CN"/>
-        </w:rPr>
-        <w:t>三、声源定位的基本原理（高层概述）</w:t>
-      </w:r>
-    </w:p>
-    <w:p>
-      <w:pPr>
-        <w:spacing w:after="120" w:line="360" w:lineRule="auto"/>
-        <w:rPr>
-          <w:lang w:eastAsia="zh-CN"/>
-        </w:rPr>
-      </w:pPr>
-      <w:r>
-        <w:rPr>
-          <w:rFonts w:ascii="Noto Sans CJK SC" w:eastAsia="Noto Sans CJK SC" w:hAnsi="Noto Sans CJK SC"/>
-          <w:color w:val="2D2D2D"/>
-          <w:lang w:eastAsia="zh-CN"/>
-        </w:rPr>
-        <w:t>声学定位的本质，是利用不同方向传来的声音在传感器上的“到达差异”来反推出声源所在方位。对于 360° 感知设备而言，这种差异通常体现在时间、强弱、频谱结构以及多通道一致性上。</w:t>
-      </w:r>
-    </w:p>
-    <w:tbl>
-      <w:tblPr>
-        <w:tblStyle w:val="aff1"/>
-        <w:tblW w:w="0" w:type="auto"/>
-        <w:jc w:val="center"/>
-        <w:tblLook w:val="04A0" w:firstRow="1" w:lastRow="0" w:firstColumn="1" w:lastColumn="0" w:noHBand="0" w:noVBand="1"/>
-      </w:tblPr>
-      <w:tblGrid>
-        <w:gridCol w:w="1417"/>
-        <w:gridCol w:w="1417"/>
-        <w:gridCol w:w="1417"/>
-        <w:gridCol w:w="1417"/>
-        <w:gridCol w:w="1417"/>
-      </w:tblGrid>
-      <w:tr>
-        <w:trPr>
-          <w:jc w:val="center"/>
-        </w:trPr>
         <w:tc>
           <w:tcPr>
-            <w:tcW w:w="1417" w:type="dxa"/>
-            <w:shd w:val="clear" w:color="auto" w:fill="EAF1FB"/>
+            <w:tcW w:w="3211" w:type="dxa"/>
+            <w:tcMar>
+              <w:top w:w="120" w:type="dxa"/>
+              <w:left w:w="120" w:type="dxa"/>
+              <w:bottom w:w="120" w:type="dxa"/>
+              <w:right w:w="120" w:type="dxa"/>
+            </w:tcMar>
             <w:vAlign w:val="center"/>
           </w:tcPr>
           <w:p>
             <w:pPr>
-              <w:spacing w:line="300" w:lineRule="auto"/>
               <w:jc w:val="center"/>
             </w:pPr>
             <w:r>
               <w:rPr>
-                <w:rFonts w:ascii="Noto Sans CJK SC" w:eastAsia="Noto Sans CJK SC" w:hAnsi="Noto Sans CJK SC"/>
+                <w:rFonts w:eastAsia="微软雅黑"/>
                 <w:b/>
-                <w:color w:val="2E5B9A"/>
-                <w:sz w:val="20"/>
               </w:rPr>
-              <w:t>1. 声音采集</w:t>
+              <w:t>设置示例</w:t>
             </w:r>
           </w:p>
         </w:tc>
         <w:tc>
           <w:tcPr>
-            <w:tcW w:w="1417" w:type="dxa"/>
-            <w:shd w:val="clear" w:color="auto" w:fill="EAF1FB"/>
+            <w:tcW w:w="3211" w:type="dxa"/>
+            <w:tcMar>
+              <w:top w:w="120" w:type="dxa"/>
+              <w:left w:w="120" w:type="dxa"/>
+              <w:bottom w:w="120" w:type="dxa"/>
+              <w:right w:w="120" w:type="dxa"/>
+            </w:tcMar>
             <w:vAlign w:val="center"/>
           </w:tcPr>
           <w:p>
             <w:pPr>
-              <w:spacing w:line="300" w:lineRule="auto"/>
               <w:jc w:val="center"/>
             </w:pPr>
             <w:r>
               <w:rPr>
-                <w:rFonts w:ascii="Noto Sans CJK SC" w:eastAsia="Noto Sans CJK SC" w:hAnsi="Noto Sans CJK SC"/>
+                <w:rFonts w:eastAsia="微软雅黑"/>
                 <w:b/>
-                <w:color w:val="2E5B9A"/>
-                <w:sz w:val="20"/>
               </w:rPr>
-              <w:t>2. 去噪分段</w:t>
-            </w:r>
-          </w:p>
-        </w:tc>
-        <w:tc>
-          <w:tcPr>
-            <w:tcW w:w="1417" w:type="dxa"/>
-            <w:shd w:val="clear" w:color="auto" w:fill="EAF1FB"/>
-            <w:vAlign w:val="center"/>
-          </w:tcPr>
-          <w:p>
-            <w:pPr>
-              <w:spacing w:line="300" w:lineRule="auto"/>
-              <w:jc w:val="center"/>
-            </w:pPr>
-            <w:r>
-              <w:rPr>
-                <w:rFonts w:ascii="Noto Sans CJK SC" w:eastAsia="Noto Sans CJK SC" w:hAnsi="Noto Sans CJK SC"/>
-                <w:b/>
-                <w:color w:val="2E5B9A"/>
-                <w:sz w:val="20"/>
-              </w:rPr>
-              <w:t>3. 声事件识别</w:t>
-            </w:r>
-          </w:p>
-        </w:tc>
-        <w:tc>
-          <w:tcPr>
-            <w:tcW w:w="1417" w:type="dxa"/>
-            <w:shd w:val="clear" w:color="auto" w:fill="EAF1FB"/>
-            <w:vAlign w:val="center"/>
-          </w:tcPr>
-          <w:p>
-            <w:pPr>
-              <w:spacing w:line="300" w:lineRule="auto"/>
-              <w:jc w:val="center"/>
-            </w:pPr>
-            <w:r>
-              <w:rPr>
-                <w:rFonts w:ascii="Noto Sans CJK SC" w:eastAsia="Noto Sans CJK SC" w:hAnsi="Noto Sans CJK SC"/>
-                <w:b/>
-                <w:color w:val="2E5B9A"/>
-                <w:sz w:val="20"/>
-              </w:rPr>
-              <w:t>4. 方位估计</w:t>
-            </w:r>
-          </w:p>
-        </w:tc>
-        <w:tc>
-          <w:tcPr>
-            <w:tcW w:w="1417" w:type="dxa"/>
-            <w:shd w:val="clear" w:color="auto" w:fill="EAF1FB"/>
-            <w:vAlign w:val="center"/>
-          </w:tcPr>
-          <w:p>
-            <w:pPr>
-              <w:spacing w:line="300" w:lineRule="auto"/>
-              <w:jc w:val="center"/>
-            </w:pPr>
-            <w:r>
-              <w:rPr>
-                <w:rFonts w:ascii="Noto Sans CJK SC" w:eastAsia="Noto Sans CJK SC" w:hAnsi="Noto Sans CJK SC"/>
-                <w:b/>
-                <w:color w:val="2E5B9A"/>
-                <w:sz w:val="20"/>
-              </w:rPr>
-              <w:t>5. 结果展示</w:t>
+              <w:t>主要观测指标</w:t>
             </w:r>
           </w:p>
         </w:tc>
@@ -487,319 +963,202 @@
         </w:trPr>
         <w:tc>
           <w:tcPr>
-            <w:tcW w:w="1417" w:type="dxa"/>
+            <w:tcW w:w="3211" w:type="dxa"/>
+            <w:tcMar>
+              <w:top w:w="120" w:type="dxa"/>
+              <w:left w:w="120" w:type="dxa"/>
+              <w:bottom w:w="120" w:type="dxa"/>
+              <w:right w:w="120" w:type="dxa"/>
+            </w:tcMar>
             <w:vAlign w:val="center"/>
           </w:tcPr>
           <w:p>
             <w:pPr>
-              <w:spacing w:line="300" w:lineRule="auto"/>
               <w:jc w:val="center"/>
             </w:pPr>
             <w:r>
-              <w:rPr>
-                <w:rFonts w:ascii="Noto Sans CJK SC" w:eastAsia="Noto Sans CJK SC" w:hAnsi="Noto Sans CJK SC"/>
-                <w:color w:val="2D2D2D"/>
-                <w:sz w:val="19"/>
-              </w:rPr>
-              <w:t>多方向连续接收</w:t>
+              <w:t>声源位置</w:t>
             </w:r>
           </w:p>
         </w:tc>
         <w:tc>
           <w:tcPr>
-            <w:tcW w:w="1417" w:type="dxa"/>
+            <w:tcW w:w="3211" w:type="dxa"/>
+            <w:tcMar>
+              <w:top w:w="120" w:type="dxa"/>
+              <w:left w:w="120" w:type="dxa"/>
+              <w:bottom w:w="120" w:type="dxa"/>
+              <w:right w:w="120" w:type="dxa"/>
+            </w:tcMar>
             <w:vAlign w:val="center"/>
           </w:tcPr>
           <w:p>
             <w:pPr>
-              <w:spacing w:line="300" w:lineRule="auto"/>
-              <w:jc w:val="center"/>
-            </w:pPr>
-            <w:r>
-              <w:rPr>
-                <w:rFonts w:ascii="Noto Sans CJK SC" w:eastAsia="Noto Sans CJK SC" w:hAnsi="Noto Sans CJK SC"/>
-                <w:color w:val="2D2D2D"/>
-                <w:sz w:val="19"/>
-              </w:rPr>
-              <w:t>排除风噪/环境底噪</w:t>
-            </w:r>
-          </w:p>
-        </w:tc>
-        <w:tc>
-          <w:tcPr>
-            <w:tcW w:w="1417" w:type="dxa"/>
-            <w:vAlign w:val="center"/>
-          </w:tcPr>
-          <w:p>
-            <w:pPr>
-              <w:spacing w:line="300" w:lineRule="auto"/>
-              <w:jc w:val="center"/>
               <w:rPr>
                 <w:lang w:eastAsia="zh-CN"/>
               </w:rPr>
             </w:pPr>
             <w:r>
               <w:rPr>
-                <w:rFonts w:ascii="Noto Sans CJK SC" w:eastAsia="Noto Sans CJK SC" w:hAnsi="Noto Sans CJK SC"/>
-                <w:color w:val="2D2D2D"/>
-                <w:sz w:val="19"/>
                 <w:lang w:eastAsia="zh-CN"/>
               </w:rPr>
-              <w:t>判断是否属于目标事件</w:t>
+              <w:t>前方、侧方、后方、拐角后</w:t>
             </w:r>
           </w:p>
         </w:tc>
         <w:tc>
           <w:tcPr>
-            <w:tcW w:w="1417" w:type="dxa"/>
+            <w:tcW w:w="3211" w:type="dxa"/>
+            <w:tcMar>
+              <w:top w:w="120" w:type="dxa"/>
+              <w:left w:w="120" w:type="dxa"/>
+              <w:bottom w:w="120" w:type="dxa"/>
+              <w:right w:w="120" w:type="dxa"/>
+            </w:tcMar>
             <w:vAlign w:val="center"/>
           </w:tcPr>
           <w:p>
             <w:pPr>
-              <w:spacing w:line="300" w:lineRule="auto"/>
               <w:jc w:val="center"/>
             </w:pPr>
+            <w:proofErr w:type="spellStart"/>
             <w:r>
-              <w:rPr>
-                <w:rFonts w:ascii="Noto Sans CJK SC" w:eastAsia="Noto Sans CJK SC" w:hAnsi="Noto Sans CJK SC"/>
-                <w:color w:val="2D2D2D"/>
-                <w:sz w:val="19"/>
-              </w:rPr>
-              <w:t>输出方向与区域</w:t>
+              <w:t>方向误差、响应时间</w:t>
             </w:r>
-          </w:p>
-        </w:tc>
-        <w:tc>
-          <w:tcPr>
-            <w:tcW w:w="1417" w:type="dxa"/>
-            <w:vAlign w:val="center"/>
-          </w:tcPr>
-          <w:p>
-            <w:pPr>
-              <w:spacing w:line="300" w:lineRule="auto"/>
-              <w:jc w:val="center"/>
-            </w:pPr>
-            <w:r>
-              <w:rPr>
-                <w:rFonts w:ascii="Noto Sans CJK SC" w:eastAsia="Noto Sans CJK SC" w:hAnsi="Noto Sans CJK SC"/>
-                <w:color w:val="2D2D2D"/>
-                <w:sz w:val="19"/>
-              </w:rPr>
-              <w:t>给出置信度与告警</w:t>
-            </w:r>
+            <w:proofErr w:type="spellEnd"/>
           </w:p>
         </w:tc>
       </w:tr>
-    </w:tbl>
-    <w:p>
-      <w:pPr>
-        <w:spacing w:after="120" w:line="360" w:lineRule="auto"/>
-        <w:rPr>
-          <w:lang w:eastAsia="zh-CN"/>
-        </w:rPr>
-      </w:pPr>
-      <w:r>
-        <w:rPr>
-          <w:rFonts w:ascii="Noto Sans CJK SC" w:eastAsia="Noto Sans CJK SC" w:hAnsi="Noto Sans CJK SC"/>
-          <w:color w:val="2D2D2D"/>
-          <w:lang w:eastAsia="zh-CN"/>
-        </w:rPr>
-        <w:t>其中，方位估计并不等于“精确测点”。在复杂环境下，更现实的做法是先得到相对可靠的方向扇区，再结合场景地图、时间连续性和多次观测，逐步收敛到更小的区域范围。</w:t>
-      </w:r>
-    </w:p>
-    <w:p>
-      <w:pPr>
-        <w:pStyle w:val="a0"/>
-        <w:spacing w:after="40" w:line="336" w:lineRule="auto"/>
-        <w:rPr>
-          <w:lang w:eastAsia="zh-CN"/>
-        </w:rPr>
-      </w:pPr>
-      <w:r>
-        <w:rPr>
-          <w:rFonts w:ascii="Noto Sans CJK SC" w:eastAsia="Noto Sans CJK SC" w:hAnsi="Noto Sans CJK SC"/>
-          <w:color w:val="2D2D2D"/>
-          <w:sz w:val="21"/>
-          <w:lang w:eastAsia="zh-CN"/>
-        </w:rPr>
-        <w:t>时间差思路：不同拾音单元接收到同一声音的时间略有差异，可用于判断来向。</w:t>
-      </w:r>
-    </w:p>
-    <w:p>
-      <w:pPr>
-        <w:pStyle w:val="a0"/>
-        <w:spacing w:after="40" w:line="336" w:lineRule="auto"/>
-        <w:rPr>
-          <w:lang w:eastAsia="zh-CN"/>
-        </w:rPr>
-      </w:pPr>
-      <w:r>
-        <w:rPr>
-          <w:rFonts w:ascii="Noto Sans CJK SC" w:eastAsia="Noto Sans CJK SC" w:hAnsi="Noto Sans CJK SC"/>
-          <w:color w:val="2D2D2D"/>
-          <w:sz w:val="21"/>
-          <w:lang w:eastAsia="zh-CN"/>
-        </w:rPr>
-        <w:t>强度差思路：当设备具备方向性时，不同通道的能量分布也能提供方位线索。</w:t>
-      </w:r>
-    </w:p>
-    <w:p>
-      <w:pPr>
-        <w:pStyle w:val="a0"/>
-        <w:spacing w:after="40" w:line="336" w:lineRule="auto"/>
-        <w:rPr>
-          <w:lang w:eastAsia="zh-CN"/>
-        </w:rPr>
-      </w:pPr>
-      <w:r>
-        <w:rPr>
-          <w:rFonts w:ascii="Noto Sans CJK SC" w:eastAsia="Noto Sans CJK SC" w:hAnsi="Noto Sans CJK SC"/>
-          <w:color w:val="2D2D2D"/>
-          <w:sz w:val="21"/>
-          <w:lang w:eastAsia="zh-CN"/>
-        </w:rPr>
-        <w:t>特征一致性思路：同一事件在多个通道上的频谱结构与变化趋势具有相关性，可帮助排除误判。</w:t>
-      </w:r>
-    </w:p>
-    <w:p>
-      <w:pPr>
-        <w:pStyle w:val="a0"/>
-        <w:spacing w:after="40" w:line="336" w:lineRule="auto"/>
-        <w:rPr>
-          <w:lang w:eastAsia="zh-CN"/>
-        </w:rPr>
-      </w:pPr>
-      <w:r>
-        <w:rPr>
-          <w:rFonts w:ascii="Noto Sans CJK SC" w:eastAsia="Noto Sans CJK SC" w:hAnsi="Noto Sans CJK SC"/>
-          <w:color w:val="2D2D2D"/>
-          <w:sz w:val="21"/>
-          <w:lang w:eastAsia="zh-CN"/>
-        </w:rPr>
-        <w:t>连续跟踪思路：将单次检测串联成时间序列，可避免系统被瞬时噪声“带偏”。</w:t>
-      </w:r>
-    </w:p>
-    <w:p>
-      <w:pPr>
-        <w:spacing w:before="240" w:after="100" w:line="288" w:lineRule="auto"/>
-        <w:rPr>
-          <w:lang w:eastAsia="zh-CN"/>
-        </w:rPr>
-      </w:pPr>
-      <w:r>
-        <w:rPr>
-          <w:rFonts w:ascii="Noto Sans CJK SC" w:eastAsia="Noto Sans CJK SC" w:hAnsi="Noto Sans CJK SC"/>
-          <w:b/>
-          <w:color w:val="2E5B9A"/>
-          <w:sz w:val="30"/>
-          <w:lang w:eastAsia="zh-CN"/>
-        </w:rPr>
-        <w:lastRenderedPageBreak/>
-        <w:t>四、城市巷道环境中的主要声学挑战</w:t>
-      </w:r>
-    </w:p>
-    <w:tbl>
-      <w:tblPr>
-        <w:tblStyle w:val="aff1"/>
-        <w:tblW w:w="0" w:type="auto"/>
-        <w:jc w:val="center"/>
-        <w:tblLook w:val="04A0" w:firstRow="1" w:lastRow="0" w:firstColumn="1" w:lastColumn="0" w:noHBand="0" w:noVBand="1"/>
-      </w:tblPr>
-      <w:tblGrid>
-        <w:gridCol w:w="2202"/>
-        <w:gridCol w:w="2211"/>
-        <w:gridCol w:w="2776"/>
-        <w:gridCol w:w="2211"/>
-      </w:tblGrid>
       <w:tr>
         <w:trPr>
           <w:jc w:val="center"/>
         </w:trPr>
         <w:tc>
           <w:tcPr>
-            <w:tcW w:w="1247" w:type="dxa"/>
-            <w:shd w:val="clear" w:color="auto" w:fill="EAF1FB"/>
+            <w:tcW w:w="3211" w:type="dxa"/>
+            <w:tcMar>
+              <w:top w:w="120" w:type="dxa"/>
+              <w:left w:w="120" w:type="dxa"/>
+              <w:bottom w:w="120" w:type="dxa"/>
+              <w:right w:w="120" w:type="dxa"/>
+            </w:tcMar>
             <w:vAlign w:val="center"/>
           </w:tcPr>
           <w:p>
             <w:pPr>
-              <w:spacing w:line="300" w:lineRule="auto"/>
               <w:jc w:val="center"/>
             </w:pPr>
             <w:r>
-              <w:rPr>
-                <w:rFonts w:ascii="Noto Sans CJK SC" w:eastAsia="Noto Sans CJK SC" w:hAnsi="Noto Sans CJK SC"/>
-                <w:b/>
-                <w:color w:val="2E5B9A"/>
-                <w:sz w:val="20"/>
-              </w:rPr>
-              <w:t>环境特征</w:t>
+              <w:t>环境结构</w:t>
             </w:r>
           </w:p>
         </w:tc>
         <w:tc>
           <w:tcPr>
-            <w:tcW w:w="1814" w:type="dxa"/>
-            <w:shd w:val="clear" w:color="auto" w:fill="EAF1FB"/>
+            <w:tcW w:w="3211" w:type="dxa"/>
+            <w:tcMar>
+              <w:top w:w="120" w:type="dxa"/>
+              <w:left w:w="120" w:type="dxa"/>
+              <w:bottom w:w="120" w:type="dxa"/>
+              <w:right w:w="120" w:type="dxa"/>
+            </w:tcMar>
             <w:vAlign w:val="center"/>
           </w:tcPr>
           <w:p>
             <w:pPr>
-              <w:spacing w:line="300" w:lineRule="auto"/>
-              <w:jc w:val="center"/>
+              <w:rPr>
+                <w:lang w:eastAsia="zh-CN"/>
+              </w:rPr>
             </w:pPr>
             <w:r>
               <w:rPr>
-                <w:rFonts w:ascii="Noto Sans CJK SC" w:eastAsia="Noto Sans CJK SC" w:hAnsi="Noto Sans CJK SC"/>
-                <w:b/>
-                <w:color w:val="2E5B9A"/>
-                <w:sz w:val="20"/>
+                <w:lang w:eastAsia="zh-CN"/>
               </w:rPr>
-              <w:t>具体表现</w:t>
+              <w:t>走廊、楼道、教室、半开阔空间</w:t>
             </w:r>
           </w:p>
         </w:tc>
         <w:tc>
           <w:tcPr>
-            <w:tcW w:w="2891" w:type="dxa"/>
-            <w:shd w:val="clear" w:color="auto" w:fill="EAF1FB"/>
+            <w:tcW w:w="3211" w:type="dxa"/>
+            <w:tcMar>
+              <w:top w:w="120" w:type="dxa"/>
+              <w:left w:w="120" w:type="dxa"/>
+              <w:bottom w:w="120" w:type="dxa"/>
+              <w:right w:w="120" w:type="dxa"/>
+            </w:tcMar>
             <w:vAlign w:val="center"/>
           </w:tcPr>
           <w:p>
             <w:pPr>
-              <w:spacing w:line="300" w:lineRule="auto"/>
+              <w:jc w:val="center"/>
+            </w:pPr>
+            <w:proofErr w:type="spellStart"/>
+            <w:r>
+              <w:t>稳定性、重复性</w:t>
+            </w:r>
+            <w:proofErr w:type="spellEnd"/>
+          </w:p>
+        </w:tc>
+      </w:tr>
+      <w:tr>
+        <w:trPr>
+          <w:jc w:val="center"/>
+        </w:trPr>
+        <w:tc>
+          <w:tcPr>
+            <w:tcW w:w="3211" w:type="dxa"/>
+            <w:tcMar>
+              <w:top w:w="120" w:type="dxa"/>
+              <w:left w:w="120" w:type="dxa"/>
+              <w:bottom w:w="120" w:type="dxa"/>
+              <w:right w:w="120" w:type="dxa"/>
+            </w:tcMar>
+            <w:vAlign w:val="center"/>
+          </w:tcPr>
+          <w:p>
+            <w:pPr>
               <w:jc w:val="center"/>
             </w:pPr>
             <w:r>
-              <w:rPr>
-                <w:rFonts w:ascii="Noto Sans CJK SC" w:eastAsia="Noto Sans CJK SC" w:hAnsi="Noto Sans CJK SC"/>
-                <w:b/>
-                <w:color w:val="2E5B9A"/>
-                <w:sz w:val="20"/>
-              </w:rPr>
-              <w:t>对识别结果的影响</w:t>
+              <w:t>遮挡条件</w:t>
             </w:r>
           </w:p>
         </w:tc>
         <w:tc>
           <w:tcPr>
-            <w:tcW w:w="1361" w:type="dxa"/>
-            <w:shd w:val="clear" w:color="auto" w:fill="EAF1FB"/>
+            <w:tcW w:w="3211" w:type="dxa"/>
+            <w:tcMar>
+              <w:top w:w="120" w:type="dxa"/>
+              <w:left w:w="120" w:type="dxa"/>
+              <w:bottom w:w="120" w:type="dxa"/>
+              <w:right w:w="120" w:type="dxa"/>
+            </w:tcMar>
+            <w:vAlign w:val="center"/>
+          </w:tcPr>
+          <w:p>
+            <w:r>
+              <w:t>墙角、门框、隔板</w:t>
+            </w:r>
+          </w:p>
+        </w:tc>
+        <w:tc>
+          <w:tcPr>
+            <w:tcW w:w="3211" w:type="dxa"/>
+            <w:tcMar>
+              <w:top w:w="120" w:type="dxa"/>
+              <w:left w:w="120" w:type="dxa"/>
+              <w:bottom w:w="120" w:type="dxa"/>
+              <w:right w:w="120" w:type="dxa"/>
+            </w:tcMar>
             <w:vAlign w:val="center"/>
           </w:tcPr>
           <w:p>
             <w:pPr>
-              <w:spacing w:line="300" w:lineRule="auto"/>
               <w:jc w:val="center"/>
             </w:pPr>
             <w:r>
-              <w:rPr>
-                <w:rFonts w:ascii="Noto Sans CJK SC" w:eastAsia="Noto Sans CJK SC" w:hAnsi="Noto Sans CJK SC"/>
-                <w:b/>
-                <w:color w:val="2E5B9A"/>
-                <w:sz w:val="20"/>
-              </w:rPr>
-              <w:t>课堂分析关键词</w:t>
+              <w:t>误差漂移、误报率</w:t>
             </w:r>
           </w:p>
         </w:tc>
@@ -810,25 +1169,35 @@
         </w:trPr>
         <w:tc>
           <w:tcPr>
-            <w:tcW w:w="2296" w:type="dxa"/>
+            <w:tcW w:w="3211" w:type="dxa"/>
+            <w:tcMar>
+              <w:top w:w="120" w:type="dxa"/>
+              <w:left w:w="120" w:type="dxa"/>
+              <w:bottom w:w="120" w:type="dxa"/>
+              <w:right w:w="120" w:type="dxa"/>
+            </w:tcMar>
+            <w:vAlign w:val="center"/>
           </w:tcPr>
           <w:p>
             <w:pPr>
               <w:jc w:val="center"/>
             </w:pPr>
             <w:r>
-              <w:rPr>
-                <w:rFonts w:ascii="Noto Sans CJK SC" w:eastAsia="Noto Sans CJK SC" w:hAnsi="Noto Sans CJK SC"/>
-                <w:color w:val="2D2D2D"/>
-                <w:sz w:val="20"/>
-              </w:rPr>
-              <w:t>多径反射</w:t>
+              <w:lastRenderedPageBreak/>
+              <w:t>噪声强度</w:t>
             </w:r>
           </w:p>
         </w:tc>
         <w:tc>
           <w:tcPr>
-            <w:tcW w:w="2296" w:type="dxa"/>
+            <w:tcW w:w="3211" w:type="dxa"/>
+            <w:tcMar>
+              <w:top w:w="120" w:type="dxa"/>
+              <w:left w:w="120" w:type="dxa"/>
+              <w:bottom w:w="120" w:type="dxa"/>
+              <w:right w:w="120" w:type="dxa"/>
+            </w:tcMar>
+            <w:vAlign w:val="center"/>
           </w:tcPr>
           <w:p>
             <w:pPr>
@@ -838,51 +1207,35 @@
             </w:pPr>
             <w:r>
               <w:rPr>
-                <w:rFonts w:ascii="Noto Sans CJK SC" w:eastAsia="Noto Sans CJK SC" w:hAnsi="Noto Sans CJK SC"/>
-                <w:color w:val="2D2D2D"/>
-                <w:sz w:val="20"/>
                 <w:lang w:eastAsia="zh-CN"/>
               </w:rPr>
-              <w:t>墙面、路面、建筑立面不断反弹声音</w:t>
+              <w:t>安静、低噪、中噪、高噪</w:t>
             </w:r>
           </w:p>
         </w:tc>
         <w:tc>
           <w:tcPr>
-            <w:tcW w:w="2296" w:type="dxa"/>
+            <w:tcW w:w="3211" w:type="dxa"/>
+            <w:tcMar>
+              <w:top w:w="120" w:type="dxa"/>
+              <w:left w:w="120" w:type="dxa"/>
+              <w:bottom w:w="120" w:type="dxa"/>
+              <w:right w:w="120" w:type="dxa"/>
+            </w:tcMar>
+            <w:vAlign w:val="center"/>
           </w:tcPr>
           <w:p>
             <w:pPr>
+              <w:jc w:val="center"/>
               <w:rPr>
                 <w:lang w:eastAsia="zh-CN"/>
               </w:rPr>
             </w:pPr>
             <w:r>
               <w:rPr>
-                <w:rFonts w:ascii="Noto Sans CJK SC" w:eastAsia="Noto Sans CJK SC" w:hAnsi="Noto Sans CJK SC"/>
-                <w:color w:val="2D2D2D"/>
-                <w:sz w:val="20"/>
                 <w:lang w:eastAsia="zh-CN"/>
               </w:rPr>
-              <w:t>设备可能先收到反射声而不是直达声，导致方向偏移</w:t>
-            </w:r>
-          </w:p>
-        </w:tc>
-        <w:tc>
-          <w:tcPr>
-            <w:tcW w:w="2296" w:type="dxa"/>
-          </w:tcPr>
-          <w:p>
-            <w:pPr>
-              <w:jc w:val="center"/>
-            </w:pPr>
-            <w:r>
-              <w:rPr>
-                <w:rFonts w:ascii="Noto Sans CJK SC" w:eastAsia="Noto Sans CJK SC" w:hAnsi="Noto Sans CJK SC"/>
-                <w:color w:val="2D2D2D"/>
-                <w:sz w:val="20"/>
-              </w:rPr>
-              <w:t>混响、回声</w:t>
+              <w:t>抗噪能力、检测成功率</w:t>
             </w:r>
           </w:p>
         </w:tc>
@@ -893,25 +1246,36 @@
         </w:trPr>
         <w:tc>
           <w:tcPr>
-            <w:tcW w:w="2296" w:type="dxa"/>
+            <w:tcW w:w="3211" w:type="dxa"/>
+            <w:tcMar>
+              <w:top w:w="120" w:type="dxa"/>
+              <w:left w:w="120" w:type="dxa"/>
+              <w:bottom w:w="120" w:type="dxa"/>
+              <w:right w:w="120" w:type="dxa"/>
+            </w:tcMar>
+            <w:vAlign w:val="center"/>
           </w:tcPr>
           <w:p>
             <w:pPr>
               <w:jc w:val="center"/>
             </w:pPr>
+            <w:proofErr w:type="spellStart"/>
             <w:r>
-              <w:rPr>
-                <w:rFonts w:ascii="Noto Sans CJK SC" w:eastAsia="Noto Sans CJK SC" w:hAnsi="Noto Sans CJK SC"/>
-                <w:color w:val="2D2D2D"/>
-                <w:sz w:val="20"/>
-              </w:rPr>
-              <w:t>遮挡效应</w:t>
+              <w:t>声源类型</w:t>
             </w:r>
+            <w:proofErr w:type="spellEnd"/>
           </w:p>
         </w:tc>
         <w:tc>
           <w:tcPr>
-            <w:tcW w:w="2296" w:type="dxa"/>
+            <w:tcW w:w="3211" w:type="dxa"/>
+            <w:tcMar>
+              <w:top w:w="120" w:type="dxa"/>
+              <w:left w:w="120" w:type="dxa"/>
+              <w:bottom w:w="120" w:type="dxa"/>
+              <w:right w:w="120" w:type="dxa"/>
+            </w:tcMar>
+            <w:vAlign w:val="center"/>
           </w:tcPr>
           <w:p>
             <w:pPr>
@@ -921,1434 +1285,53 @@
             </w:pPr>
             <w:r>
               <w:rPr>
-                <w:rFonts w:ascii="Noto Sans CJK SC" w:eastAsia="Noto Sans CJK SC" w:hAnsi="Noto Sans CJK SC"/>
-                <w:color w:val="2D2D2D"/>
-                <w:sz w:val="20"/>
                 <w:lang w:eastAsia="zh-CN"/>
               </w:rPr>
-              <w:t>拐角、车辆、门窗、障碍物改变传播路径</w:t>
+              <w:t>说话声、敲击声、警报声</w:t>
             </w:r>
           </w:p>
         </w:tc>
         <w:tc>
           <w:tcPr>
-            <w:tcW w:w="2296" w:type="dxa"/>
-          </w:tcPr>
-          <w:p>
-            <w:pPr>
-              <w:rPr>
-                <w:lang w:eastAsia="zh-CN"/>
-              </w:rPr>
-            </w:pPr>
-            <w:r>
-              <w:rPr>
-                <w:rFonts w:ascii="Noto Sans CJK SC" w:eastAsia="Noto Sans CJK SC" w:hAnsi="Noto Sans CJK SC"/>
-                <w:color w:val="2D2D2D"/>
-                <w:sz w:val="20"/>
-                <w:lang w:eastAsia="zh-CN"/>
-              </w:rPr>
-              <w:t>声源可被“听到”但难以直接判断其真实位置</w:t>
-            </w:r>
-          </w:p>
-        </w:tc>
-        <w:tc>
-          <w:tcPr>
-            <w:tcW w:w="2296" w:type="dxa"/>
+            <w:tcW w:w="3211" w:type="dxa"/>
+            <w:tcMar>
+              <w:top w:w="120" w:type="dxa"/>
+              <w:left w:w="120" w:type="dxa"/>
+              <w:bottom w:w="120" w:type="dxa"/>
+              <w:right w:w="120" w:type="dxa"/>
+            </w:tcMar>
+            <w:vAlign w:val="center"/>
           </w:tcPr>
           <w:p>
             <w:pPr>
               <w:jc w:val="center"/>
             </w:pPr>
+            <w:proofErr w:type="spellStart"/>
             <w:r>
-              <w:rPr>
-                <w:rFonts w:ascii="Noto Sans CJK SC" w:eastAsia="Noto Sans CJK SC" w:hAnsi="Noto Sans CJK SC"/>
-                <w:color w:val="2D2D2D"/>
-                <w:sz w:val="20"/>
-              </w:rPr>
-              <w:t>遮挡、绕射</w:t>
+              <w:t>识别一致性、鲁棒性</w:t>
             </w:r>
-          </w:p>
-        </w:tc>
-      </w:tr>
-      <w:tr>
-        <w:trPr>
-          <w:jc w:val="center"/>
-        </w:trPr>
-        <w:tc>
-          <w:tcPr>
-            <w:tcW w:w="2296" w:type="dxa"/>
-          </w:tcPr>
-          <w:p>
-            <w:pPr>
-              <w:jc w:val="center"/>
-            </w:pPr>
-            <w:r>
-              <w:rPr>
-                <w:rFonts w:ascii="Noto Sans CJK SC" w:eastAsia="Noto Sans CJK SC" w:hAnsi="Noto Sans CJK SC"/>
-                <w:color w:val="2D2D2D"/>
-                <w:sz w:val="20"/>
-              </w:rPr>
-              <w:t>背景噪声</w:t>
-            </w:r>
-          </w:p>
-        </w:tc>
-        <w:tc>
-          <w:tcPr>
-            <w:tcW w:w="2296" w:type="dxa"/>
-          </w:tcPr>
-          <w:p>
-            <w:pPr>
-              <w:rPr>
-                <w:lang w:eastAsia="zh-CN"/>
-              </w:rPr>
-            </w:pPr>
-            <w:r>
-              <w:rPr>
-                <w:rFonts w:ascii="Noto Sans CJK SC" w:eastAsia="Noto Sans CJK SC" w:hAnsi="Noto Sans CJK SC"/>
-                <w:color w:val="2D2D2D"/>
-                <w:sz w:val="20"/>
-                <w:lang w:eastAsia="zh-CN"/>
-              </w:rPr>
-              <w:t>风声、人群声、机械声、施工声叠加</w:t>
-            </w:r>
-          </w:p>
-        </w:tc>
-        <w:tc>
-          <w:tcPr>
-            <w:tcW w:w="2296" w:type="dxa"/>
-          </w:tcPr>
-          <w:p>
-            <w:pPr>
-              <w:rPr>
-                <w:lang w:eastAsia="zh-CN"/>
-              </w:rPr>
-            </w:pPr>
-            <w:r>
-              <w:rPr>
-                <w:rFonts w:ascii="Noto Sans CJK SC" w:eastAsia="Noto Sans CJK SC" w:hAnsi="Noto Sans CJK SC"/>
-                <w:color w:val="2D2D2D"/>
-                <w:sz w:val="20"/>
-                <w:lang w:eastAsia="zh-CN"/>
-              </w:rPr>
-              <w:t>目标事件不易从底噪中分离，误报概率上升</w:t>
-            </w:r>
-          </w:p>
-        </w:tc>
-        <w:tc>
-          <w:tcPr>
-            <w:tcW w:w="2296" w:type="dxa"/>
-          </w:tcPr>
-          <w:p>
-            <w:pPr>
-              <w:jc w:val="center"/>
-            </w:pPr>
-            <w:r>
-              <w:rPr>
-                <w:rFonts w:ascii="Noto Sans CJK SC" w:eastAsia="Noto Sans CJK SC" w:hAnsi="Noto Sans CJK SC"/>
-                <w:color w:val="2D2D2D"/>
-                <w:sz w:val="20"/>
-              </w:rPr>
-              <w:t>信噪比</w:t>
-            </w:r>
-          </w:p>
-        </w:tc>
-      </w:tr>
-      <w:tr>
-        <w:trPr>
-          <w:jc w:val="center"/>
-        </w:trPr>
-        <w:tc>
-          <w:tcPr>
-            <w:tcW w:w="2296" w:type="dxa"/>
-          </w:tcPr>
-          <w:p>
-            <w:pPr>
-              <w:jc w:val="center"/>
-            </w:pPr>
-            <w:r>
-              <w:rPr>
-                <w:rFonts w:ascii="Noto Sans CJK SC" w:eastAsia="Noto Sans CJK SC" w:hAnsi="Noto Sans CJK SC"/>
-                <w:color w:val="2D2D2D"/>
-                <w:sz w:val="20"/>
-              </w:rPr>
-              <w:t>多声源并发</w:t>
-            </w:r>
-          </w:p>
-        </w:tc>
-        <w:tc>
-          <w:tcPr>
-            <w:tcW w:w="2296" w:type="dxa"/>
-          </w:tcPr>
-          <w:p>
-            <w:pPr>
-              <w:rPr>
-                <w:lang w:eastAsia="zh-CN"/>
-              </w:rPr>
-            </w:pPr>
-            <w:r>
-              <w:rPr>
-                <w:rFonts w:ascii="Noto Sans CJK SC" w:eastAsia="Noto Sans CJK SC" w:hAnsi="Noto Sans CJK SC"/>
-                <w:color w:val="2D2D2D"/>
-                <w:sz w:val="20"/>
-                <w:lang w:eastAsia="zh-CN"/>
-              </w:rPr>
-              <w:t>多个方向同时出现不同声音事件</w:t>
-            </w:r>
-          </w:p>
-        </w:tc>
-        <w:tc>
-          <w:tcPr>
-            <w:tcW w:w="2296" w:type="dxa"/>
-          </w:tcPr>
-          <w:p>
-            <w:pPr>
-              <w:rPr>
-                <w:lang w:eastAsia="zh-CN"/>
-              </w:rPr>
-            </w:pPr>
-            <w:r>
-              <w:rPr>
-                <w:rFonts w:ascii="Noto Sans CJK SC" w:eastAsia="Noto Sans CJK SC" w:hAnsi="Noto Sans CJK SC"/>
-                <w:color w:val="2D2D2D"/>
-                <w:sz w:val="20"/>
-                <w:lang w:eastAsia="zh-CN"/>
-              </w:rPr>
-              <w:t>系统需先分离声源，再分别估计来向</w:t>
-            </w:r>
-          </w:p>
-        </w:tc>
-        <w:tc>
-          <w:tcPr>
-            <w:tcW w:w="2296" w:type="dxa"/>
-          </w:tcPr>
-          <w:p>
-            <w:pPr>
-              <w:jc w:val="center"/>
-            </w:pPr>
-            <w:r>
-              <w:rPr>
-                <w:rFonts w:ascii="Noto Sans CJK SC" w:eastAsia="Noto Sans CJK SC" w:hAnsi="Noto Sans CJK SC"/>
-                <w:color w:val="2D2D2D"/>
-                <w:sz w:val="20"/>
-              </w:rPr>
-              <w:t>分离、关联</w:t>
-            </w:r>
-          </w:p>
-        </w:tc>
-      </w:tr>
-      <w:tr>
-        <w:trPr>
-          <w:jc w:val="center"/>
-        </w:trPr>
-        <w:tc>
-          <w:tcPr>
-            <w:tcW w:w="2296" w:type="dxa"/>
-          </w:tcPr>
-          <w:p>
-            <w:pPr>
-              <w:jc w:val="center"/>
-            </w:pPr>
-            <w:r>
-              <w:rPr>
-                <w:rFonts w:ascii="Noto Sans CJK SC" w:eastAsia="Noto Sans CJK SC" w:hAnsi="Noto Sans CJK SC"/>
-                <w:color w:val="2D2D2D"/>
-                <w:sz w:val="20"/>
-              </w:rPr>
-              <w:t>高度维度缺失</w:t>
-            </w:r>
-          </w:p>
-        </w:tc>
-        <w:tc>
-          <w:tcPr>
-            <w:tcW w:w="2296" w:type="dxa"/>
-          </w:tcPr>
-          <w:p>
-            <w:pPr>
-              <w:rPr>
-                <w:lang w:eastAsia="zh-CN"/>
-              </w:rPr>
-            </w:pPr>
-            <w:r>
-              <w:rPr>
-                <w:rFonts w:ascii="Noto Sans CJK SC" w:eastAsia="Noto Sans CJK SC" w:hAnsi="Noto Sans CJK SC"/>
-                <w:color w:val="2D2D2D"/>
-                <w:sz w:val="20"/>
-                <w:lang w:eastAsia="zh-CN"/>
-              </w:rPr>
-              <w:t>同一平面方向可能对应不同楼层或不同高度</w:t>
-            </w:r>
-          </w:p>
-        </w:tc>
-        <w:tc>
-          <w:tcPr>
-            <w:tcW w:w="2296" w:type="dxa"/>
-          </w:tcPr>
-          <w:p>
-            <w:pPr>
-              <w:rPr>
-                <w:lang w:eastAsia="zh-CN"/>
-              </w:rPr>
-            </w:pPr>
-            <w:r>
-              <w:rPr>
-                <w:rFonts w:ascii="Noto Sans CJK SC" w:eastAsia="Noto Sans CJK SC" w:hAnsi="Noto Sans CJK SC"/>
-                <w:color w:val="2D2D2D"/>
-                <w:sz w:val="20"/>
-                <w:lang w:eastAsia="zh-CN"/>
-              </w:rPr>
-              <w:t>仅依赖平面角度会产生“方向对、位置错”</w:t>
-            </w:r>
-          </w:p>
-        </w:tc>
-        <w:tc>
-          <w:tcPr>
-            <w:tcW w:w="2296" w:type="dxa"/>
-          </w:tcPr>
-          <w:p>
-            <w:pPr>
-              <w:jc w:val="center"/>
-            </w:pPr>
-            <w:r>
-              <w:rPr>
-                <w:rFonts w:ascii="Noto Sans CJK SC" w:eastAsia="Noto Sans CJK SC" w:hAnsi="Noto Sans CJK SC"/>
-                <w:color w:val="2D2D2D"/>
-                <w:sz w:val="20"/>
-              </w:rPr>
-              <w:t>三维定位</w:t>
-            </w:r>
+            <w:proofErr w:type="spellEnd"/>
           </w:p>
         </w:tc>
       </w:tr>
     </w:tbl>
     <w:p>
       <w:pPr>
-        <w:spacing w:after="120" w:line="360" w:lineRule="auto"/>
+        <w:spacing w:before="240"/>
         <w:rPr>
+          <w:rFonts w:hint="eastAsia"/>
           <w:lang w:eastAsia="zh-CN"/>
         </w:rPr>
       </w:pPr>
-      <w:r>
-        <w:rPr>
-          <w:rFonts w:ascii="Noto Sans CJK SC" w:eastAsia="Noto Sans CJK SC" w:hAnsi="Noto Sans CJK SC"/>
-          <w:color w:val="2D2D2D"/>
-          <w:lang w:eastAsia="zh-CN"/>
-        </w:rPr>
-        <w:t>由此可见，巷战环境中的“听声辨位”并不是一个单纯的传感器问题，而是设备性能、环境声学、数据处理和结果解释共同作用的结果。也正因如此，课堂研究更适合把重点放在“为什么难”“如何减少误判”与“输出应如何表达不确定性”上。</w:t>
-      </w:r>
     </w:p>
-    <w:p>
-      <w:pPr>
-        <w:spacing w:before="240" w:after="100" w:line="288" w:lineRule="auto"/>
-        <w:rPr>
-          <w:lang w:eastAsia="zh-CN"/>
-        </w:rPr>
-      </w:pPr>
-      <w:r>
-        <w:rPr>
-          <w:rFonts w:ascii="Noto Sans CJK SC" w:eastAsia="Noto Sans CJK SC" w:hAnsi="Noto Sans CJK SC"/>
-          <w:b/>
-          <w:color w:val="2E5B9A"/>
-          <w:sz w:val="30"/>
-          <w:lang w:eastAsia="zh-CN"/>
-        </w:rPr>
-        <w:t>五、面向课堂研究的安全化系统框架</w:t>
-      </w:r>
-    </w:p>
-    <w:p>
-      <w:pPr>
-        <w:spacing w:after="120" w:line="360" w:lineRule="auto"/>
-        <w:rPr>
-          <w:lang w:eastAsia="zh-CN"/>
-        </w:rPr>
-      </w:pPr>
-      <w:r>
-        <w:rPr>
-          <w:rFonts w:ascii="Noto Sans CJK SC" w:eastAsia="Noto Sans CJK SC" w:hAnsi="Noto Sans CJK SC"/>
-          <w:color w:val="2D2D2D"/>
-          <w:lang w:eastAsia="zh-CN"/>
-        </w:rPr>
-        <w:t>为了保证研究过程安全、合规且便于展示，本课题可将研究对象抽象为“复杂走廊/巷道中的目标声源区域识别”，使用拍手声、敲击声、口哨声、广播声等无害化声事件进行替代实验。这样既能保留城市环境中的关键声学问题，又能避免将研究导向现实伤害场景。</w:t>
-      </w:r>
-    </w:p>
-    <w:p>
-      <w:pPr>
-        <w:pStyle w:val="a0"/>
-        <w:spacing w:after="40" w:line="336" w:lineRule="auto"/>
-        <w:rPr>
-          <w:lang w:eastAsia="zh-CN"/>
-        </w:rPr>
-      </w:pPr>
-      <w:r>
-        <w:rPr>
-          <w:rFonts w:ascii="Noto Sans CJK SC" w:eastAsia="Noto Sans CJK SC" w:hAnsi="Noto Sans CJK SC"/>
-          <w:color w:val="2D2D2D"/>
-          <w:sz w:val="21"/>
-          <w:lang w:eastAsia="zh-CN"/>
-        </w:rPr>
-        <w:t>采集模块：利用 360° 声音感知设备持续记录周围声学信息。</w:t>
-      </w:r>
-    </w:p>
-    <w:p>
-      <w:pPr>
-        <w:pStyle w:val="a0"/>
-        <w:spacing w:after="40" w:line="336" w:lineRule="auto"/>
-        <w:rPr>
-          <w:lang w:eastAsia="zh-CN"/>
-        </w:rPr>
-      </w:pPr>
-      <w:r>
-        <w:rPr>
-          <w:rFonts w:ascii="Noto Sans CJK SC" w:eastAsia="Noto Sans CJK SC" w:hAnsi="Noto Sans CJK SC"/>
-          <w:color w:val="2D2D2D"/>
-          <w:sz w:val="21"/>
-          <w:lang w:eastAsia="zh-CN"/>
-        </w:rPr>
-        <w:t>预处理模块：对底噪、风噪与持续背景声进行抑制，切分出突发声事件。</w:t>
-      </w:r>
-    </w:p>
-    <w:p>
-      <w:pPr>
-        <w:pStyle w:val="a0"/>
-        <w:spacing w:after="40" w:line="336" w:lineRule="auto"/>
-        <w:rPr>
-          <w:lang w:eastAsia="zh-CN"/>
-        </w:rPr>
-      </w:pPr>
-      <w:r>
-        <w:rPr>
-          <w:rFonts w:ascii="Noto Sans CJK SC" w:eastAsia="Noto Sans CJK SC" w:hAnsi="Noto Sans CJK SC"/>
-          <w:color w:val="2D2D2D"/>
-          <w:sz w:val="21"/>
-          <w:lang w:eastAsia="zh-CN"/>
-        </w:rPr>
-        <w:t>识别模块：区分不同类型的课堂声源，例如敲击、脚步、说话、拍手。</w:t>
-      </w:r>
-    </w:p>
-    <w:p>
-      <w:pPr>
-        <w:pStyle w:val="a0"/>
-        <w:spacing w:after="40" w:line="336" w:lineRule="auto"/>
-        <w:rPr>
-          <w:lang w:eastAsia="zh-CN"/>
-        </w:rPr>
-      </w:pPr>
-      <w:r>
-        <w:rPr>
-          <w:rFonts w:ascii="Noto Sans CJK SC" w:eastAsia="Noto Sans CJK SC" w:hAnsi="Noto Sans CJK SC"/>
-          <w:color w:val="2D2D2D"/>
-          <w:sz w:val="21"/>
-          <w:lang w:eastAsia="zh-CN"/>
-        </w:rPr>
-        <w:t>定位模块：输出声源的大致方向、区域热度和变化趋势。</w:t>
-      </w:r>
-    </w:p>
-    <w:p>
-      <w:pPr>
-        <w:pStyle w:val="a0"/>
-        <w:spacing w:after="40" w:line="336" w:lineRule="auto"/>
-        <w:rPr>
-          <w:lang w:eastAsia="zh-CN"/>
-        </w:rPr>
-      </w:pPr>
-      <w:r>
-        <w:rPr>
-          <w:rFonts w:ascii="Noto Sans CJK SC" w:eastAsia="Noto Sans CJK SC" w:hAnsi="Noto Sans CJK SC"/>
-          <w:color w:val="2D2D2D"/>
-          <w:sz w:val="21"/>
-          <w:lang w:eastAsia="zh-CN"/>
-        </w:rPr>
-        <w:t>显示模块：在平面示意图上给出“可能区域”而非“绝对命中点”。</w:t>
-      </w:r>
-    </w:p>
-    <w:p>
-      <w:pPr>
-        <w:pStyle w:val="a0"/>
-        <w:spacing w:after="40" w:line="336" w:lineRule="auto"/>
-        <w:rPr>
-          <w:lang w:eastAsia="zh-CN"/>
-        </w:rPr>
-      </w:pPr>
-      <w:r>
-        <w:rPr>
-          <w:rFonts w:ascii="Noto Sans CJK SC" w:eastAsia="Noto Sans CJK SC" w:hAnsi="Noto Sans CJK SC"/>
-          <w:color w:val="2D2D2D"/>
-          <w:sz w:val="21"/>
-          <w:lang w:eastAsia="zh-CN"/>
-        </w:rPr>
-        <w:t>校验模块：通过人工观察记录与实验录像对系统结果进行复核。</w:t>
-      </w:r>
-    </w:p>
-    <w:p>
-      <w:pPr>
-        <w:spacing w:before="240" w:after="100" w:line="288" w:lineRule="auto"/>
-        <w:rPr>
-          <w:lang w:eastAsia="zh-CN"/>
-        </w:rPr>
-      </w:pPr>
-      <w:r>
-        <w:rPr>
-          <w:rFonts w:ascii="Noto Sans CJK SC" w:eastAsia="Noto Sans CJK SC" w:hAnsi="Noto Sans CJK SC"/>
-          <w:b/>
-          <w:color w:val="2E5B9A"/>
-          <w:sz w:val="30"/>
-          <w:lang w:eastAsia="zh-CN"/>
-        </w:rPr>
-        <w:t>六、实验设计与评估指标</w:t>
-      </w:r>
-    </w:p>
-    <w:p>
-      <w:pPr>
-        <w:spacing w:after="120" w:line="360" w:lineRule="auto"/>
-        <w:rPr>
-          <w:lang w:eastAsia="zh-CN"/>
-        </w:rPr>
-      </w:pPr>
-      <w:r>
-        <w:rPr>
-          <w:rFonts w:ascii="Noto Sans CJK SC" w:eastAsia="Noto Sans CJK SC" w:hAnsi="Noto Sans CJK SC"/>
-          <w:color w:val="2D2D2D"/>
-          <w:lang w:eastAsia="zh-CN"/>
-        </w:rPr>
-        <w:t>若将本课题做成课堂展示，可选择校园走廊、空教室门口或模拟巷道模型作为实验场景。实验重点不是“定位得多远”，而是“在复杂反射条件下，方向判断是否稳定、误差是否可解释、系统是否能够区分不同事件类型”。</w:t>
-      </w:r>
-    </w:p>
-    <w:tbl>
-      <w:tblPr>
-        <w:tblStyle w:val="aff1"/>
-        <w:tblW w:w="0" w:type="auto"/>
-        <w:jc w:val="center"/>
-        <w:tblLook w:val="04A0" w:firstRow="1" w:lastRow="0" w:firstColumn="1" w:lastColumn="0" w:noHBand="0" w:noVBand="1"/>
-      </w:tblPr>
-      <w:tblGrid>
-        <w:gridCol w:w="2296"/>
-        <w:gridCol w:w="2296"/>
-        <w:gridCol w:w="2381"/>
-        <w:gridCol w:w="2296"/>
-      </w:tblGrid>
-      <w:tr>
-        <w:trPr>
-          <w:jc w:val="center"/>
-        </w:trPr>
-        <w:tc>
-          <w:tcPr>
-            <w:tcW w:w="1701" w:type="dxa"/>
-            <w:shd w:val="clear" w:color="auto" w:fill="EAF1FB"/>
-            <w:vAlign w:val="center"/>
-          </w:tcPr>
-          <w:p>
-            <w:pPr>
-              <w:spacing w:line="300" w:lineRule="auto"/>
-              <w:jc w:val="center"/>
-            </w:pPr>
-            <w:r>
-              <w:rPr>
-                <w:rFonts w:ascii="Noto Sans CJK SC" w:eastAsia="Noto Sans CJK SC" w:hAnsi="Noto Sans CJK SC"/>
-                <w:b/>
-                <w:color w:val="2E5B9A"/>
-                <w:sz w:val="20"/>
-              </w:rPr>
-              <w:t>评估维度</w:t>
-            </w:r>
-          </w:p>
-        </w:tc>
-        <w:tc>
-          <w:tcPr>
-            <w:tcW w:w="2268" w:type="dxa"/>
-            <w:shd w:val="clear" w:color="auto" w:fill="EAF1FB"/>
-            <w:vAlign w:val="center"/>
-          </w:tcPr>
-          <w:p>
-            <w:pPr>
-              <w:spacing w:line="300" w:lineRule="auto"/>
-              <w:jc w:val="center"/>
-            </w:pPr>
-            <w:r>
-              <w:rPr>
-                <w:rFonts w:ascii="Noto Sans CJK SC" w:eastAsia="Noto Sans CJK SC" w:hAnsi="Noto Sans CJK SC"/>
-                <w:b/>
-                <w:color w:val="2E5B9A"/>
-                <w:sz w:val="20"/>
-              </w:rPr>
-              <w:t>含义</w:t>
-            </w:r>
-          </w:p>
-        </w:tc>
-        <w:tc>
-          <w:tcPr>
-            <w:tcW w:w="2381" w:type="dxa"/>
-            <w:shd w:val="clear" w:color="auto" w:fill="EAF1FB"/>
-            <w:vAlign w:val="center"/>
-          </w:tcPr>
-          <w:p>
-            <w:pPr>
-              <w:spacing w:line="300" w:lineRule="auto"/>
-              <w:jc w:val="center"/>
-            </w:pPr>
-            <w:r>
-              <w:rPr>
-                <w:rFonts w:ascii="Noto Sans CJK SC" w:eastAsia="Noto Sans CJK SC" w:hAnsi="Noto Sans CJK SC"/>
-                <w:b/>
-                <w:color w:val="2E5B9A"/>
-                <w:sz w:val="20"/>
-              </w:rPr>
-              <w:t>课堂可观察表现</w:t>
-            </w:r>
-          </w:p>
-        </w:tc>
-        <w:tc>
-          <w:tcPr>
-            <w:tcW w:w="1134" w:type="dxa"/>
-            <w:shd w:val="clear" w:color="auto" w:fill="EAF1FB"/>
-            <w:vAlign w:val="center"/>
-          </w:tcPr>
-          <w:p>
-            <w:pPr>
-              <w:spacing w:line="300" w:lineRule="auto"/>
-              <w:jc w:val="center"/>
-            </w:pPr>
-            <w:r>
-              <w:rPr>
-                <w:rFonts w:ascii="Noto Sans CJK SC" w:eastAsia="Noto Sans CJK SC" w:hAnsi="Noto Sans CJK SC"/>
-                <w:b/>
-                <w:color w:val="2E5B9A"/>
-                <w:sz w:val="20"/>
-              </w:rPr>
-              <w:t>建议权重</w:t>
-            </w:r>
-          </w:p>
-        </w:tc>
-      </w:tr>
-      <w:tr>
-        <w:trPr>
-          <w:jc w:val="center"/>
-        </w:trPr>
-        <w:tc>
-          <w:tcPr>
-            <w:tcW w:w="2296" w:type="dxa"/>
-          </w:tcPr>
-          <w:p>
-            <w:pPr>
-              <w:jc w:val="center"/>
-            </w:pPr>
-            <w:r>
-              <w:rPr>
-                <w:rFonts w:ascii="Noto Sans CJK SC" w:eastAsia="Noto Sans CJK SC" w:hAnsi="Noto Sans CJK SC"/>
-                <w:color w:val="2D2D2D"/>
-                <w:sz w:val="20"/>
-              </w:rPr>
-              <w:t>方向稳定性</w:t>
-            </w:r>
-          </w:p>
-        </w:tc>
-        <w:tc>
-          <w:tcPr>
-            <w:tcW w:w="2296" w:type="dxa"/>
-          </w:tcPr>
-          <w:p>
-            <w:pPr>
-              <w:rPr>
-                <w:lang w:eastAsia="zh-CN"/>
-              </w:rPr>
-            </w:pPr>
-            <w:r>
-              <w:rPr>
-                <w:rFonts w:ascii="Noto Sans CJK SC" w:eastAsia="Noto Sans CJK SC" w:hAnsi="Noto Sans CJK SC"/>
-                <w:color w:val="2D2D2D"/>
-                <w:sz w:val="20"/>
-                <w:lang w:eastAsia="zh-CN"/>
-              </w:rPr>
-              <w:t>同一位置重复发声时，输出方向是否基本一致</w:t>
-            </w:r>
-          </w:p>
-        </w:tc>
-        <w:tc>
-          <w:tcPr>
-            <w:tcW w:w="2296" w:type="dxa"/>
-          </w:tcPr>
-          <w:p>
-            <w:pPr>
-              <w:rPr>
-                <w:lang w:eastAsia="zh-CN"/>
-              </w:rPr>
-            </w:pPr>
-            <w:r>
-              <w:rPr>
-                <w:rFonts w:ascii="Noto Sans CJK SC" w:eastAsia="Noto Sans CJK SC" w:hAnsi="Noto Sans CJK SC"/>
-                <w:color w:val="2D2D2D"/>
-                <w:sz w:val="20"/>
-                <w:lang w:eastAsia="zh-CN"/>
-              </w:rPr>
-              <w:t>多次测试结果集中在相近扇区</w:t>
-            </w:r>
-          </w:p>
-        </w:tc>
-        <w:tc>
-          <w:tcPr>
-            <w:tcW w:w="2296" w:type="dxa"/>
-          </w:tcPr>
-          <w:p>
-            <w:pPr>
-              <w:jc w:val="center"/>
-            </w:pPr>
-            <w:r>
-              <w:rPr>
-                <w:rFonts w:ascii="Noto Sans CJK SC" w:eastAsia="Noto Sans CJK SC" w:hAnsi="Noto Sans CJK SC"/>
-                <w:color w:val="2D2D2D"/>
-                <w:sz w:val="20"/>
-              </w:rPr>
-              <w:t>高</w:t>
-            </w:r>
-          </w:p>
-        </w:tc>
-      </w:tr>
-      <w:tr>
-        <w:trPr>
-          <w:jc w:val="center"/>
-        </w:trPr>
-        <w:tc>
-          <w:tcPr>
-            <w:tcW w:w="2296" w:type="dxa"/>
-          </w:tcPr>
-          <w:p>
-            <w:pPr>
-              <w:jc w:val="center"/>
-            </w:pPr>
-            <w:r>
-              <w:rPr>
-                <w:rFonts w:ascii="Noto Sans CJK SC" w:eastAsia="Noto Sans CJK SC" w:hAnsi="Noto Sans CJK SC"/>
-                <w:color w:val="2D2D2D"/>
-                <w:sz w:val="20"/>
-              </w:rPr>
-              <w:t>抗噪能力</w:t>
-            </w:r>
-          </w:p>
-        </w:tc>
-        <w:tc>
-          <w:tcPr>
-            <w:tcW w:w="2296" w:type="dxa"/>
-          </w:tcPr>
-          <w:p>
-            <w:r>
-              <w:rPr>
-                <w:rFonts w:ascii="Noto Sans CJK SC" w:eastAsia="Noto Sans CJK SC" w:hAnsi="Noto Sans CJK SC"/>
-                <w:color w:val="2D2D2D"/>
-                <w:sz w:val="20"/>
-              </w:rPr>
-              <w:t>背景噪声存在时，系统是否仍能识别目标事件</w:t>
-            </w:r>
-          </w:p>
-        </w:tc>
-        <w:tc>
-          <w:tcPr>
-            <w:tcW w:w="2296" w:type="dxa"/>
-          </w:tcPr>
-          <w:p>
-            <w:r>
-              <w:rPr>
-                <w:rFonts w:ascii="Noto Sans CJK SC" w:eastAsia="Noto Sans CJK SC" w:hAnsi="Noto Sans CJK SC"/>
-                <w:color w:val="2D2D2D"/>
-                <w:sz w:val="20"/>
-              </w:rPr>
-              <w:t>底噪升高后误报不明显增加</w:t>
-            </w:r>
-          </w:p>
-        </w:tc>
-        <w:tc>
-          <w:tcPr>
-            <w:tcW w:w="2296" w:type="dxa"/>
-          </w:tcPr>
-          <w:p>
-            <w:pPr>
-              <w:jc w:val="center"/>
-            </w:pPr>
-            <w:r>
-              <w:rPr>
-                <w:rFonts w:ascii="Noto Sans CJK SC" w:eastAsia="Noto Sans CJK SC" w:hAnsi="Noto Sans CJK SC"/>
-                <w:color w:val="2D2D2D"/>
-                <w:sz w:val="20"/>
-              </w:rPr>
-              <w:t>高</w:t>
-            </w:r>
-          </w:p>
-        </w:tc>
-      </w:tr>
-      <w:tr>
-        <w:trPr>
-          <w:jc w:val="center"/>
-        </w:trPr>
-        <w:tc>
-          <w:tcPr>
-            <w:tcW w:w="2296" w:type="dxa"/>
-          </w:tcPr>
-          <w:p>
-            <w:pPr>
-              <w:jc w:val="center"/>
-            </w:pPr>
-            <w:r>
-              <w:rPr>
-                <w:rFonts w:ascii="Noto Sans CJK SC" w:eastAsia="Noto Sans CJK SC" w:hAnsi="Noto Sans CJK SC"/>
-                <w:color w:val="2D2D2D"/>
-                <w:sz w:val="20"/>
-              </w:rPr>
-              <w:t>事件区分度</w:t>
-            </w:r>
-          </w:p>
-        </w:tc>
-        <w:tc>
-          <w:tcPr>
-            <w:tcW w:w="2296" w:type="dxa"/>
-          </w:tcPr>
-          <w:p>
-            <w:r>
-              <w:rPr>
-                <w:rFonts w:ascii="Noto Sans CJK SC" w:eastAsia="Noto Sans CJK SC" w:hAnsi="Noto Sans CJK SC"/>
-                <w:color w:val="2D2D2D"/>
-                <w:sz w:val="20"/>
-              </w:rPr>
-              <w:t>能否区分不同类别的声源事件</w:t>
-            </w:r>
-          </w:p>
-        </w:tc>
-        <w:tc>
-          <w:tcPr>
-            <w:tcW w:w="2296" w:type="dxa"/>
-          </w:tcPr>
-          <w:p>
-            <w:r>
-              <w:rPr>
-                <w:rFonts w:ascii="Noto Sans CJK SC" w:eastAsia="Noto Sans CJK SC" w:hAnsi="Noto Sans CJK SC"/>
-                <w:color w:val="2D2D2D"/>
-                <w:sz w:val="20"/>
-              </w:rPr>
-              <w:t>脚步与敲击不会被频繁混淆</w:t>
-            </w:r>
-          </w:p>
-        </w:tc>
-        <w:tc>
-          <w:tcPr>
-            <w:tcW w:w="2296" w:type="dxa"/>
-          </w:tcPr>
-          <w:p>
-            <w:pPr>
-              <w:jc w:val="center"/>
-            </w:pPr>
-            <w:r>
-              <w:rPr>
-                <w:rFonts w:ascii="Noto Sans CJK SC" w:eastAsia="Noto Sans CJK SC" w:hAnsi="Noto Sans CJK SC"/>
-                <w:color w:val="2D2D2D"/>
-                <w:sz w:val="20"/>
-              </w:rPr>
-              <w:t>中</w:t>
-            </w:r>
-          </w:p>
-        </w:tc>
-      </w:tr>
-      <w:tr>
-        <w:trPr>
-          <w:jc w:val="center"/>
-        </w:trPr>
-        <w:tc>
-          <w:tcPr>
-            <w:tcW w:w="2296" w:type="dxa"/>
-          </w:tcPr>
-          <w:p>
-            <w:pPr>
-              <w:jc w:val="center"/>
-            </w:pPr>
-            <w:r>
-              <w:rPr>
-                <w:rFonts w:ascii="Noto Sans CJK SC" w:eastAsia="Noto Sans CJK SC" w:hAnsi="Noto Sans CJK SC"/>
-                <w:color w:val="2D2D2D"/>
-                <w:sz w:val="20"/>
-              </w:rPr>
-              <w:t>结果可解释性</w:t>
-            </w:r>
-          </w:p>
-        </w:tc>
-        <w:tc>
-          <w:tcPr>
-            <w:tcW w:w="2296" w:type="dxa"/>
-          </w:tcPr>
-          <w:p>
-            <w:r>
-              <w:rPr>
-                <w:rFonts w:ascii="Noto Sans CJK SC" w:eastAsia="Noto Sans CJK SC" w:hAnsi="Noto Sans CJK SC"/>
-                <w:color w:val="2D2D2D"/>
-                <w:sz w:val="20"/>
-              </w:rPr>
-              <w:t>输出能否让观察者理解“为什么这样判断”</w:t>
-            </w:r>
-          </w:p>
-        </w:tc>
-        <w:tc>
-          <w:tcPr>
-            <w:tcW w:w="2296" w:type="dxa"/>
-          </w:tcPr>
-          <w:p>
-            <w:r>
-              <w:rPr>
-                <w:rFonts w:ascii="Noto Sans CJK SC" w:eastAsia="Noto Sans CJK SC" w:hAnsi="Noto Sans CJK SC"/>
-                <w:color w:val="2D2D2D"/>
-                <w:sz w:val="20"/>
-              </w:rPr>
-              <w:t>有方向、区域和置信度说明</w:t>
-            </w:r>
-          </w:p>
-        </w:tc>
-        <w:tc>
-          <w:tcPr>
-            <w:tcW w:w="2296" w:type="dxa"/>
-          </w:tcPr>
-          <w:p>
-            <w:pPr>
-              <w:jc w:val="center"/>
-            </w:pPr>
-            <w:r>
-              <w:rPr>
-                <w:rFonts w:ascii="Noto Sans CJK SC" w:eastAsia="Noto Sans CJK SC" w:hAnsi="Noto Sans CJK SC"/>
-                <w:color w:val="2D2D2D"/>
-                <w:sz w:val="20"/>
-              </w:rPr>
-              <w:t>高</w:t>
-            </w:r>
-          </w:p>
-        </w:tc>
-      </w:tr>
-      <w:tr>
-        <w:trPr>
-          <w:jc w:val="center"/>
-        </w:trPr>
-        <w:tc>
-          <w:tcPr>
-            <w:tcW w:w="2296" w:type="dxa"/>
-          </w:tcPr>
-          <w:p>
-            <w:pPr>
-              <w:jc w:val="center"/>
-            </w:pPr>
-            <w:r>
-              <w:rPr>
-                <w:rFonts w:ascii="Noto Sans CJK SC" w:eastAsia="Noto Sans CJK SC" w:hAnsi="Noto Sans CJK SC"/>
-                <w:color w:val="2D2D2D"/>
-                <w:sz w:val="20"/>
-              </w:rPr>
-              <w:lastRenderedPageBreak/>
-              <w:t>实时性</w:t>
-            </w:r>
-          </w:p>
-        </w:tc>
-        <w:tc>
-          <w:tcPr>
-            <w:tcW w:w="2296" w:type="dxa"/>
-          </w:tcPr>
-          <w:p>
-            <w:r>
-              <w:rPr>
-                <w:rFonts w:ascii="Noto Sans CJK SC" w:eastAsia="Noto Sans CJK SC" w:hAnsi="Noto Sans CJK SC"/>
-                <w:color w:val="2D2D2D"/>
-                <w:sz w:val="20"/>
-              </w:rPr>
-              <w:t>从发声到给出结果的时间是否足够短</w:t>
-            </w:r>
-          </w:p>
-        </w:tc>
-        <w:tc>
-          <w:tcPr>
-            <w:tcW w:w="2296" w:type="dxa"/>
-          </w:tcPr>
-          <w:p>
-            <w:r>
-              <w:rPr>
-                <w:rFonts w:ascii="Noto Sans CJK SC" w:eastAsia="Noto Sans CJK SC" w:hAnsi="Noto Sans CJK SC"/>
-                <w:color w:val="2D2D2D"/>
-                <w:sz w:val="20"/>
-              </w:rPr>
-              <w:t>演示时响应自然，无明显迟滞</w:t>
-            </w:r>
-          </w:p>
-        </w:tc>
-        <w:tc>
-          <w:tcPr>
-            <w:tcW w:w="2296" w:type="dxa"/>
-          </w:tcPr>
-          <w:p>
-            <w:pPr>
-              <w:jc w:val="center"/>
-            </w:pPr>
-            <w:r>
-              <w:rPr>
-                <w:rFonts w:ascii="Noto Sans CJK SC" w:eastAsia="Noto Sans CJK SC" w:hAnsi="Noto Sans CJK SC"/>
-                <w:color w:val="2D2D2D"/>
-                <w:sz w:val="20"/>
-              </w:rPr>
-              <w:t>中</w:t>
-            </w:r>
-          </w:p>
-        </w:tc>
-      </w:tr>
-    </w:tbl>
-    <w:p>
-      <w:pPr>
-        <w:spacing w:before="240" w:after="100" w:line="288" w:lineRule="auto"/>
-      </w:pPr>
-      <w:r>
-        <w:rPr>
-          <w:rFonts w:ascii="Noto Sans CJK SC" w:eastAsia="Noto Sans CJK SC" w:hAnsi="Noto Sans CJK SC"/>
-          <w:b/>
-          <w:color w:val="2E5B9A"/>
-          <w:sz w:val="30"/>
-        </w:rPr>
-        <w:t>七、应用价值、局限与伦理边界</w:t>
-      </w:r>
-    </w:p>
-    <w:p>
-      <w:pPr>
-        <w:spacing w:after="120" w:line="360" w:lineRule="auto"/>
-      </w:pPr>
-      <w:r>
-        <w:rPr>
-          <w:rFonts w:ascii="Noto Sans CJK SC" w:eastAsia="Noto Sans CJK SC" w:hAnsi="Noto Sans CJK SC"/>
-          <w:color w:val="2D2D2D"/>
-        </w:rPr>
-        <w:t>这类研究的直接学术价值，在于帮助我们理解“声音如何在复杂空间中传播”“设备为什么会误判”“多模态感知为何重要”。其更广泛的正向应用场景包括灾害救援中的呼救方向判断、封闭空间中的异常声源预警、公共区域中的安全监测与辅助巡检等。</w:t>
-      </w:r>
-    </w:p>
-    <w:p>
-      <w:pPr>
-        <w:spacing w:after="120" w:line="360" w:lineRule="auto"/>
-      </w:pPr>
-      <w:r>
-        <w:rPr>
-          <w:rFonts w:ascii="Noto Sans CJK SC" w:eastAsia="Noto Sans CJK SC" w:hAnsi="Noto Sans CJK SC"/>
-          <w:color w:val="2D2D2D"/>
-        </w:rPr>
-        <w:t>与此同时，必须看到声学感知并不是万能方案。它容易受到环境结构、材料、风场、设备摆放位置和人类活动噪声的影响；在多层建筑与密集街区中，单纯依赖平面方向信息很难直接得到准确位置。因此，任何声学定位结果都应被视为“辅助判断”，而不是单一依据。</w:t>
-      </w:r>
-    </w:p>
-    <w:p>
-      <w:pPr>
-        <w:spacing w:after="120" w:line="360" w:lineRule="auto"/>
-      </w:pPr>
-      <w:r>
-        <w:rPr>
-          <w:rFonts w:ascii="Noto Sans CJK SC" w:eastAsia="Noto Sans CJK SC" w:hAnsi="Noto Sans CJK SC"/>
-          <w:color w:val="2D2D2D"/>
-        </w:rPr>
-        <w:t>伦理上，涉及人身安全与冲突场景的技术研究必须遵守合法、必要、审慎和最小化原则。课堂展示中应避免真实伤害性声源，避免以“攻击效率提升”为导向组织研究，也不应将实验内容延伸为现实中的追踪、打击或规避侦测方案。</w:t>
-      </w:r>
-    </w:p>
-    <w:p>
-      <w:pPr>
-        <w:spacing w:before="240" w:after="100" w:line="288" w:lineRule="auto"/>
-      </w:pPr>
-      <w:r>
-        <w:rPr>
-          <w:rFonts w:ascii="Noto Sans CJK SC" w:eastAsia="Noto Sans CJK SC" w:hAnsi="Noto Sans CJK SC"/>
-          <w:b/>
-          <w:color w:val="2E5B9A"/>
-          <w:sz w:val="30"/>
-        </w:rPr>
-        <w:t>八、结论</w:t>
-      </w:r>
-    </w:p>
-    <w:p>
-      <w:pPr>
-        <w:spacing w:after="120" w:line="360" w:lineRule="auto"/>
-      </w:pPr>
-      <w:r>
-        <w:rPr>
-          <w:rFonts w:ascii="Noto Sans CJK SC" w:eastAsia="Noto Sans CJK SC" w:hAnsi="Noto Sans CJK SC"/>
-          <w:color w:val="2D2D2D"/>
-        </w:rPr>
-        <w:t>综上，360° 声音感知设备在城市巷道环境中的核心价值，不是提供一个“绝对精确的点位置”，而是在复杂视觉受限条件下，为使用者提供方向感知、区域判断与风险提示。真正决定系统可靠性的，不仅是传感器本身，更是对反射、噪声、遮挡、多声源和不确定性的处理方式。</w:t>
-      </w:r>
-    </w:p>
-    <w:p>
-      <w:pPr>
-        <w:spacing w:after="120" w:line="360" w:lineRule="auto"/>
-      </w:pPr>
-      <w:r>
-        <w:rPr>
-          <w:rFonts w:ascii="Noto Sans CJK SC" w:eastAsia="Noto Sans CJK SC" w:hAnsi="Noto Sans CJK SC"/>
-          <w:color w:val="2D2D2D"/>
-        </w:rPr>
-        <w:t>对于本课程的小组课题而言，一个成熟的研究产出应当回答三个问题：第一，这类设备为什么有意义；第二，它在复杂环境中为什么会变难；第三，我们如何用安全、可展示、可解释的实验方法去验证它。只要把这三点讲清楚，这份课题就具有完整的学术逻辑与课堂表达价值。</w:t>
-      </w:r>
-    </w:p>
-    <w:p>
-      <w:pPr>
-        <w:spacing w:before="240" w:after="100" w:line="288" w:lineRule="auto"/>
-      </w:pPr>
-      <w:r>
-        <w:rPr>
-          <w:rFonts w:ascii="Noto Sans CJK SC" w:eastAsia="Noto Sans CJK SC" w:hAnsi="Noto Sans CJK SC"/>
-          <w:b/>
-          <w:color w:val="2E5B9A"/>
-          <w:sz w:val="30"/>
-        </w:rPr>
-        <w:t>附：课堂汇报可直接使用的提纲</w:t>
-      </w:r>
-    </w:p>
-    <w:p>
-      <w:pPr>
-        <w:pStyle w:val="a0"/>
-        <w:spacing w:after="40" w:line="336" w:lineRule="auto"/>
-      </w:pPr>
-      <w:r>
-        <w:rPr>
-          <w:rFonts w:ascii="Noto Sans CJK SC" w:eastAsia="Noto Sans CJK SC" w:hAnsi="Noto Sans CJK SC"/>
-          <w:color w:val="2D2D2D"/>
-          <w:sz w:val="21"/>
-        </w:rPr>
-        <w:t>1. 选题背景：城市环境中视觉受限，声音成为重要信息来源。</w:t>
-      </w:r>
-    </w:p>
-    <w:p>
-      <w:pPr>
-        <w:pStyle w:val="a0"/>
-        <w:spacing w:after="40" w:line="336" w:lineRule="auto"/>
-      </w:pPr>
-      <w:r>
-        <w:rPr>
-          <w:rFonts w:ascii="Noto Sans CJK SC" w:eastAsia="Noto Sans CJK SC" w:hAnsi="Noto Sans CJK SC"/>
-          <w:color w:val="2D2D2D"/>
-          <w:sz w:val="21"/>
-        </w:rPr>
-        <w:t>2. 设备原理：360° 采集 + 去噪 + 事件识别 + 方位估计。</w:t>
-      </w:r>
-    </w:p>
-    <w:p>
-      <w:pPr>
-        <w:pStyle w:val="a0"/>
-        <w:spacing w:after="40" w:line="336" w:lineRule="auto"/>
-      </w:pPr>
-      <w:r>
-        <w:rPr>
-          <w:rFonts w:ascii="Noto Sans CJK SC" w:eastAsia="Noto Sans CJK SC" w:hAnsi="Noto Sans CJK SC"/>
-          <w:color w:val="2D2D2D"/>
-          <w:sz w:val="21"/>
-        </w:rPr>
-        <w:t>3. 最大难点：回声、遮挡、噪声、多声源并发。</w:t>
-      </w:r>
-    </w:p>
-    <w:p>
-      <w:pPr>
-        <w:pStyle w:val="a0"/>
-        <w:spacing w:after="40" w:line="336" w:lineRule="auto"/>
-      </w:pPr>
-      <w:r>
-        <w:rPr>
-          <w:rFonts w:ascii="Noto Sans CJK SC" w:eastAsia="Noto Sans CJK SC" w:hAnsi="Noto Sans CJK SC"/>
-          <w:color w:val="2D2D2D"/>
-          <w:sz w:val="21"/>
-        </w:rPr>
-        <w:t>4. 课堂实验：用无害化声源在走廊/拐角场景中做方向识别展示。</w:t>
-      </w:r>
-    </w:p>
-    <w:p>
-      <w:pPr>
-        <w:pStyle w:val="a0"/>
-        <w:spacing w:after="40" w:line="336" w:lineRule="auto"/>
-      </w:pPr>
-      <w:r>
-        <w:rPr>
-          <w:rFonts w:ascii="Noto Sans CJK SC" w:eastAsia="Noto Sans CJK SC" w:hAnsi="Noto Sans CJK SC"/>
-          <w:color w:val="2D2D2D"/>
-          <w:sz w:val="21"/>
-        </w:rPr>
-        <w:t>5. 研究结论：输出应强调“可能区域 + 置信度”，而非绝对位置。</w:t>
-      </w:r>
-    </w:p>
-    <w:p>
-      <w:pPr>
-        <w:pStyle w:val="a0"/>
-        <w:spacing w:after="40" w:line="336" w:lineRule="auto"/>
-      </w:pPr>
-      <w:r>
-        <w:rPr>
-          <w:rFonts w:ascii="Noto Sans CJK SC" w:eastAsia="Noto Sans CJK SC" w:hAnsi="Noto Sans CJK SC"/>
-          <w:color w:val="2D2D2D"/>
-          <w:sz w:val="21"/>
-        </w:rPr>
-        <w:t>6. 价值延伸：可迁移到应急救援、异常预警与公共安全监测。</w:t>
-      </w:r>
-    </w:p>
-    <w:p>
-      <w:pPr>
-        <w:spacing w:before="240" w:after="100" w:line="288" w:lineRule="auto"/>
-      </w:pPr>
-      <w:r>
-        <w:rPr>
-          <w:rFonts w:ascii="Noto Sans CJK SC" w:eastAsia="Noto Sans CJK SC" w:hAnsi="Noto Sans CJK SC"/>
-          <w:b/>
-          <w:color w:val="2E5B9A"/>
-          <w:sz w:val="30"/>
-        </w:rPr>
-        <w:t>附：答辩时可补充的回答方向</w:t>
-      </w:r>
-    </w:p>
-    <w:p>
-      <w:pPr>
-        <w:spacing w:after="120" w:line="360" w:lineRule="auto"/>
-      </w:pPr>
-      <w:r>
-        <w:rPr>
-          <w:rFonts w:ascii="Noto Sans CJK SC" w:eastAsia="Noto Sans CJK SC" w:hAnsi="Noto Sans CJK SC"/>
-          <w:color w:val="2D2D2D"/>
-        </w:rPr>
-        <w:t>为了让课堂汇报更完整，小组成员可以提前准备几个常见问题的回答框架。回答时建议始终强调“这是一个原理研究与安全化演示课题”，而不是现实冲突场景下的实操方案。</w:t>
-      </w:r>
-    </w:p>
-    <w:tbl>
-      <w:tblPr>
-        <w:tblStyle w:val="aff1"/>
-        <w:tblW w:w="0" w:type="auto"/>
-        <w:jc w:val="center"/>
-        <w:tblLook w:val="04A0" w:firstRow="1" w:lastRow="0" w:firstColumn="1" w:lastColumn="0" w:noHBand="0" w:noVBand="1"/>
-      </w:tblPr>
-      <w:tblGrid>
-        <w:gridCol w:w="4592"/>
-        <w:gridCol w:w="4592"/>
-      </w:tblGrid>
-      <w:tr>
-        <w:trPr>
-          <w:jc w:val="center"/>
-        </w:trPr>
-        <w:tc>
-          <w:tcPr>
-            <w:tcW w:w="2835" w:type="dxa"/>
-            <w:shd w:val="clear" w:color="auto" w:fill="EAF1FB"/>
-            <w:vAlign w:val="center"/>
-          </w:tcPr>
-          <w:p>
-            <w:pPr>
-              <w:spacing w:line="300" w:lineRule="auto"/>
-              <w:jc w:val="center"/>
-            </w:pPr>
-            <w:r>
-              <w:rPr>
-                <w:rFonts w:ascii="Noto Sans CJK SC" w:eastAsia="Noto Sans CJK SC" w:hAnsi="Noto Sans CJK SC"/>
-                <w:b/>
-                <w:color w:val="2E5B9A"/>
-                <w:sz w:val="20"/>
-              </w:rPr>
-              <w:t>可能被问到的问题</w:t>
-            </w:r>
-          </w:p>
-        </w:tc>
-        <w:tc>
-          <w:tcPr>
-            <w:tcW w:w="4535" w:type="dxa"/>
-            <w:shd w:val="clear" w:color="auto" w:fill="EAF1FB"/>
-            <w:vAlign w:val="center"/>
-          </w:tcPr>
-          <w:p>
-            <w:pPr>
-              <w:spacing w:line="300" w:lineRule="auto"/>
-              <w:jc w:val="center"/>
-            </w:pPr>
-            <w:r>
-              <w:rPr>
-                <w:rFonts w:ascii="Noto Sans CJK SC" w:eastAsia="Noto Sans CJK SC" w:hAnsi="Noto Sans CJK SC"/>
-                <w:b/>
-                <w:color w:val="2E5B9A"/>
-                <w:sz w:val="20"/>
-              </w:rPr>
-              <w:t>推荐回答方向</w:t>
-            </w:r>
-          </w:p>
-        </w:tc>
-      </w:tr>
-      <w:tr>
-        <w:trPr>
-          <w:jc w:val="center"/>
-        </w:trPr>
-        <w:tc>
-          <w:tcPr>
-            <w:tcW w:w="4592" w:type="dxa"/>
-          </w:tcPr>
-          <w:p>
-            <w:r>
-              <w:rPr>
-                <w:rFonts w:ascii="Noto Sans CJK SC" w:eastAsia="Noto Sans CJK SC" w:hAnsi="Noto Sans CJK SC"/>
-                <w:color w:val="2D2D2D"/>
-                <w:sz w:val="20"/>
-              </w:rPr>
-              <w:lastRenderedPageBreak/>
-              <w:t>为什么不用摄像头而要研究声音？</w:t>
-            </w:r>
-          </w:p>
-        </w:tc>
-        <w:tc>
-          <w:tcPr>
-            <w:tcW w:w="4592" w:type="dxa"/>
-          </w:tcPr>
-          <w:p>
-            <w:r>
-              <w:rPr>
-                <w:rFonts w:ascii="Noto Sans CJK SC" w:eastAsia="Noto Sans CJK SC" w:hAnsi="Noto Sans CJK SC"/>
-                <w:color w:val="2D2D2D"/>
-                <w:sz w:val="20"/>
-              </w:rPr>
-              <w:t>因为城市复杂环境中常出现遮挡和视线受限，声音能补充视觉盲区。</w:t>
-            </w:r>
-          </w:p>
-        </w:tc>
-      </w:tr>
-      <w:tr>
-        <w:trPr>
-          <w:jc w:val="center"/>
-        </w:trPr>
-        <w:tc>
-          <w:tcPr>
-            <w:tcW w:w="4592" w:type="dxa"/>
-          </w:tcPr>
-          <w:p>
-            <w:r>
-              <w:rPr>
-                <w:rFonts w:ascii="Noto Sans CJK SC" w:eastAsia="Noto Sans CJK SC" w:hAnsi="Noto Sans CJK SC"/>
-                <w:color w:val="2D2D2D"/>
-                <w:sz w:val="20"/>
-              </w:rPr>
-              <w:t>为什么结果不直接给一个精确点？</w:t>
-            </w:r>
-          </w:p>
-        </w:tc>
-        <w:tc>
-          <w:tcPr>
-            <w:tcW w:w="4592" w:type="dxa"/>
-          </w:tcPr>
-          <w:p>
-            <w:r>
-              <w:rPr>
-                <w:rFonts w:ascii="Noto Sans CJK SC" w:eastAsia="Noto Sans CJK SC" w:hAnsi="Noto Sans CJK SC"/>
-                <w:color w:val="2D2D2D"/>
-                <w:sz w:val="20"/>
-              </w:rPr>
-              <w:t>因为反射、噪声和多路径会带来不确定性，用“区域 + 置信度”更符合真实情况。</w:t>
-            </w:r>
-          </w:p>
-        </w:tc>
-      </w:tr>
-      <w:tr>
-        <w:trPr>
-          <w:jc w:val="center"/>
-        </w:trPr>
-        <w:tc>
-          <w:tcPr>
-            <w:tcW w:w="4592" w:type="dxa"/>
-          </w:tcPr>
-          <w:p>
-            <w:r>
-              <w:rPr>
-                <w:rFonts w:ascii="Noto Sans CJK SC" w:eastAsia="Noto Sans CJK SC" w:hAnsi="Noto Sans CJK SC"/>
-                <w:color w:val="2D2D2D"/>
-                <w:sz w:val="20"/>
-              </w:rPr>
-              <w:t>这项研究的正向价值是什么？</w:t>
-            </w:r>
-          </w:p>
-        </w:tc>
-        <w:tc>
-          <w:tcPr>
-            <w:tcW w:w="4592" w:type="dxa"/>
-          </w:tcPr>
-          <w:p>
-            <w:r>
-              <w:rPr>
-                <w:rFonts w:ascii="Noto Sans CJK SC" w:eastAsia="Noto Sans CJK SC" w:hAnsi="Noto Sans CJK SC"/>
-                <w:color w:val="2D2D2D"/>
-                <w:sz w:val="20"/>
-              </w:rPr>
-              <w:t>可迁移到应急救援、异常预警、巡检辅助等更广泛的公共安全场景。</w:t>
-            </w:r>
-          </w:p>
-        </w:tc>
-      </w:tr>
-    </w:tbl>
-    <w:p/>
     <w:sectPr>
-      <w:footerReference w:type="default" r:id="rId8"/>
-      <w:pgSz w:w="11906" w:h="16838"/>
-      <w:pgMar w:top="1247" w:right="1361" w:bottom="1134" w:left="1361" w:header="720" w:footer="720" w:gutter="0"/>
+      <w:pgSz w:w="12240" w:h="15840"/>
+      <w:pgMar w:top="1304" w:right="1247" w:bottom="1247" w:left="1361" w:header="720" w:footer="720" w:gutter="0"/>
       <w:cols w:space="720"/>
       <w:docGrid w:linePitch="360"/>
     </w:sectPr>
   </w:body>
 </w:document>
-</file>
-
-<file path=word/endnotes.xml><?xml version="1.0" encoding="utf-8"?>
-<w:endnotes xmlns:wpc="http://schemas.microsoft.com/office/word/2010/wordprocessingCanvas" xmlns:cx="http://schemas.microsoft.com/office/drawing/2014/chartex" xmlns:cx1="http://schemas.microsoft.com/office/drawing/2015/9/8/chartex" xmlns:cx2="http://schemas.microsoft.com/office/drawing/2015/10/21/chartex" xmlns:cx3="http://schemas.microsoft.com/office/drawing/2016/5/9/chartex" xmlns:cx4="http://schemas.microsoft.com/office/drawing/2016/5/10/chartex" xmlns:cx5="http://schemas.microsoft.com/office/drawing/2016/5/11/chartex" xmlns:cx6="http://schemas.microsoft.com/office/drawing/2016/5/12/chartex" xmlns:cx7="http://schemas.microsoft.com/office/drawing/2016/5/13/chartex" xmlns:cx8="http://schemas.microsoft.com/office/drawing/2016/5/14/chartex" xmlns:mc="http://schemas.openxmlformats.org/markup-compatibility/2006" xmlns:aink="http://schemas.microsoft.com/office/drawing/2016/ink" xmlns:am3d="http://schemas.microsoft.com/office/drawing/2017/model3d" xmlns:o="urn:schemas-microsoft-com:office:office" xmlns:oel="http://schemas.microsoft.com/office/2019/extlst" xmlns:r="http://schemas.openxmlformats.org/officeDocument/2006/relationships" xmlns:m="http://schemas.openxmlformats.org/officeDocument/2006/math" xmlns:v="urn:schemas-microsoft-com:vml" xmlns:wp14="http://schemas.microsoft.com/office/word/2010/wordprocessingDrawing" xmlns:wp="http://schemas.openxmlformats.org/drawingml/2006/wordprocessingDrawing" xmlns:w10="urn:schemas-microsoft-com:office:word" xmlns:w="http://schemas.openxmlformats.org/wordprocessingml/2006/main" xmlns:w14="http://schemas.microsoft.com/office/word/2010/wordml" xmlns:w15="http://schemas.microsoft.com/office/word/2012/wordml" xmlns:w16cex="http://schemas.microsoft.com/office/word/2018/wordml/cex" xmlns:w16cid="http://schemas.microsoft.com/office/word/2016/wordml/cid" xmlns:w16="http://schemas.microsoft.com/office/word/2018/wordml" xmlns:w16du="http://schemas.microsoft.com/office/word/2023/wordml/word16du" xmlns:w16sdtdh="http://schemas.microsoft.com/office/word/2020/wordml/sdtdatahash" xmlns:w16sdtfl="http://schemas.microsoft.com/office/word/2024/wordml/sdtformatlock" xmlns:w16se="http://schemas.microsoft.com/office/word/2015/wordml/symex" xmlns:wpg="http://schemas.microsoft.com/office/word/2010/wordprocessingGroup" xmlns:wpi="http://schemas.microsoft.com/office/word/2010/wordprocessingInk" xmlns:wne="http://schemas.microsoft.com/office/word/2006/wordml" xmlns:wps="http://schemas.microsoft.com/office/word/2010/wordprocessingShape" mc:Ignorable="w14 w15 w16se w16cid w16 w16cex w16sdtdh w16sdtfl w16du wp14">
-  <w:endnote w:type="separator" w:id="-1">
-    <w:p>
-      <w:pPr>
-        <w:spacing w:after="0" w:line="240" w:lineRule="auto"/>
-      </w:pPr>
-      <w:r>
-        <w:separator/>
-      </w:r>
-    </w:p>
-  </w:endnote>
-  <w:endnote w:type="continuationSeparator" w:id="0">
-    <w:p>
-      <w:pPr>
-        <w:spacing w:after="0" w:line="240" w:lineRule="auto"/>
-      </w:pPr>
-      <w:r>
-        <w:continuationSeparator/>
-      </w:r>
-    </w:p>
-  </w:endnote>
-</w:endnotes>
-</file>
-
-<file path=word/footer1.xml><?xml version="1.0" encoding="utf-8"?>
-<w:ftr xmlns:wpc="http://schemas.microsoft.com/office/word/2010/wordprocessingCanvas" xmlns:cx="http://schemas.microsoft.com/office/drawing/2014/chartex" xmlns:cx1="http://schemas.microsoft.com/office/drawing/2015/9/8/chartex" xmlns:cx2="http://schemas.microsoft.com/office/drawing/2015/10/21/chartex" xmlns:cx3="http://schemas.microsoft.com/office/drawing/2016/5/9/chartex" xmlns:cx4="http://schemas.microsoft.com/office/drawing/2016/5/10/chartex" xmlns:cx5="http://schemas.microsoft.com/office/drawing/2016/5/11/chartex" xmlns:cx6="http://schemas.microsoft.com/office/drawing/2016/5/12/chartex" xmlns:cx7="http://schemas.microsoft.com/office/drawing/2016/5/13/chartex" xmlns:cx8="http://schemas.microsoft.com/office/drawing/2016/5/14/chartex" xmlns:mc="http://schemas.openxmlformats.org/markup-compatibility/2006" xmlns:aink="http://schemas.microsoft.com/office/drawing/2016/ink" xmlns:am3d="http://schemas.microsoft.com/office/drawing/2017/model3d" xmlns:o="urn:schemas-microsoft-com:office:office" xmlns:oel="http://schemas.microsoft.com/office/2019/extlst" xmlns:r="http://schemas.openxmlformats.org/officeDocument/2006/relationships" xmlns:m="http://schemas.openxmlformats.org/officeDocument/2006/math" xmlns:v="urn:schemas-microsoft-com:vml" xmlns:wp14="http://schemas.microsoft.com/office/word/2010/wordprocessingDrawing" xmlns:wp="http://schemas.openxmlformats.org/drawingml/2006/wordprocessingDrawing" xmlns:w10="urn:schemas-microsoft-com:office:word" xmlns:w="http://schemas.openxmlformats.org/wordprocessingml/2006/main" xmlns:w14="http://schemas.microsoft.com/office/word/2010/wordml" xmlns:w15="http://schemas.microsoft.com/office/word/2012/wordml" xmlns:w16cex="http://schemas.microsoft.com/office/word/2018/wordml/cex" xmlns:w16cid="http://schemas.microsoft.com/office/word/2016/wordml/cid" xmlns:w16="http://schemas.microsoft.com/office/word/2018/wordml" xmlns:w16du="http://schemas.microsoft.com/office/word/2023/wordml/word16du" xmlns:w16sdtdh="http://schemas.microsoft.com/office/word/2020/wordml/sdtdatahash" xmlns:w16sdtfl="http://schemas.microsoft.com/office/word/2024/wordml/sdtformatlock" xmlns:w16se="http://schemas.microsoft.com/office/word/2015/wordml/symex" xmlns:wpg="http://schemas.microsoft.com/office/word/2010/wordprocessingGroup" xmlns:wpi="http://schemas.microsoft.com/office/word/2010/wordprocessingInk" xmlns:wne="http://schemas.microsoft.com/office/word/2006/wordml" xmlns:wps="http://schemas.microsoft.com/office/word/2010/wordprocessingShape" mc:Ignorable="w14 w15 w16se w16cid w16 w16cex w16sdtdh w16sdtfl w16du wp14">
-  <w:p>
-    <w:pPr>
-      <w:pStyle w:val="a7"/>
-      <w:jc w:val="center"/>
-      <w:rPr>
-        <w:lang w:eastAsia="zh-CN"/>
-      </w:rPr>
-    </w:pPr>
-    <w:r>
-      <w:rPr>
-        <w:rFonts w:ascii="Noto Sans CJK SC" w:eastAsia="Noto Sans CJK SC" w:hAnsi="Noto Sans CJK SC"/>
-        <w:color w:val="606060"/>
-        <w:sz w:val="18"/>
-        <w:lang w:eastAsia="zh-CN"/>
-      </w:rPr>
-      <w:t>声学与军事课程研究报告（课堂用途）</w:t>
-    </w:r>
-  </w:p>
-</w:ftr>
-</file>
-
-<file path=word/footnotes.xml><?xml version="1.0" encoding="utf-8"?>
-<w:footnotes xmlns:wpc="http://schemas.microsoft.com/office/word/2010/wordprocessingCanvas" xmlns:cx="http://schemas.microsoft.com/office/drawing/2014/chartex" xmlns:cx1="http://schemas.microsoft.com/office/drawing/2015/9/8/chartex" xmlns:cx2="http://schemas.microsoft.com/office/drawing/2015/10/21/chartex" xmlns:cx3="http://schemas.microsoft.com/office/drawing/2016/5/9/chartex" xmlns:cx4="http://schemas.microsoft.com/office/drawing/2016/5/10/chartex" xmlns:cx5="http://schemas.microsoft.com/office/drawing/2016/5/11/chartex" xmlns:cx6="http://schemas.microsoft.com/office/drawing/2016/5/12/chartex" xmlns:cx7="http://schemas.microsoft.com/office/drawing/2016/5/13/chartex" xmlns:cx8="http://schemas.microsoft.com/office/drawing/2016/5/14/chartex" xmlns:mc="http://schemas.openxmlformats.org/markup-compatibility/2006" xmlns:aink="http://schemas.microsoft.com/office/drawing/2016/ink" xmlns:am3d="http://schemas.microsoft.com/office/drawing/2017/model3d" xmlns:o="urn:schemas-microsoft-com:office:office" xmlns:oel="http://schemas.microsoft.com/office/2019/extlst" xmlns:r="http://schemas.openxmlformats.org/officeDocument/2006/relationships" xmlns:m="http://schemas.openxmlformats.org/officeDocument/2006/math" xmlns:v="urn:schemas-microsoft-com:vml" xmlns:wp14="http://schemas.microsoft.com/office/word/2010/wordprocessingDrawing" xmlns:wp="http://schemas.openxmlformats.org/drawingml/2006/wordprocessingDrawing" xmlns:w10="urn:schemas-microsoft-com:office:word" xmlns:w="http://schemas.openxmlformats.org/wordprocessingml/2006/main" xmlns:w14="http://schemas.microsoft.com/office/word/2010/wordml" xmlns:w15="http://schemas.microsoft.com/office/word/2012/wordml" xmlns:w16cex="http://schemas.microsoft.com/office/word/2018/wordml/cex" xmlns:w16cid="http://schemas.microsoft.com/office/word/2016/wordml/cid" xmlns:w16="http://schemas.microsoft.com/office/word/2018/wordml" xmlns:w16du="http://schemas.microsoft.com/office/word/2023/wordml/word16du" xmlns:w16sdtdh="http://schemas.microsoft.com/office/word/2020/wordml/sdtdatahash" xmlns:w16sdtfl="http://schemas.microsoft.com/office/word/2024/wordml/sdtformatlock" xmlns:w16se="http://schemas.microsoft.com/office/word/2015/wordml/symex" xmlns:wpg="http://schemas.microsoft.com/office/word/2010/wordprocessingGroup" xmlns:wpi="http://schemas.microsoft.com/office/word/2010/wordprocessingInk" xmlns:wne="http://schemas.microsoft.com/office/word/2006/wordml" xmlns:wps="http://schemas.microsoft.com/office/word/2010/wordprocessingShape" mc:Ignorable="w14 w15 w16se w16cid w16 w16cex w16sdtdh w16sdtfl w16du wp14">
-  <w:footnote w:type="separator" w:id="-1">
-    <w:p>
-      <w:pPr>
-        <w:spacing w:after="0" w:line="240" w:lineRule="auto"/>
-      </w:pPr>
-      <w:r>
-        <w:separator/>
-      </w:r>
-    </w:p>
-  </w:footnote>
-  <w:footnote w:type="continuationSeparator" w:id="0">
-    <w:p>
-      <w:pPr>
-        <w:spacing w:after="0" w:line="240" w:lineRule="auto"/>
-      </w:pPr>
-      <w:r>
-        <w:continuationSeparator/>
-      </w:r>
-    </w:p>
-  </w:footnote>
-</w:footnotes>
 </file>
 
 <file path=word/numbering.xml><?xml version="1.0" encoding="utf-8"?>
@@ -2524,31 +1507,31 @@
       </w:rPr>
     </w:lvl>
   </w:abstractNum>
-  <w:num w:numId="1" w16cid:durableId="1350060723">
+  <w:num w:numId="1" w16cid:durableId="1498377114">
     <w:abstractNumId w:val="8"/>
   </w:num>
-  <w:num w:numId="2" w16cid:durableId="29765080">
+  <w:num w:numId="2" w16cid:durableId="1787499275">
     <w:abstractNumId w:val="6"/>
   </w:num>
-  <w:num w:numId="3" w16cid:durableId="827867673">
+  <w:num w:numId="3" w16cid:durableId="3752285">
     <w:abstractNumId w:val="5"/>
   </w:num>
-  <w:num w:numId="4" w16cid:durableId="237983440">
+  <w:num w:numId="4" w16cid:durableId="1253860759">
     <w:abstractNumId w:val="4"/>
   </w:num>
-  <w:num w:numId="5" w16cid:durableId="1363283662">
+  <w:num w:numId="5" w16cid:durableId="280378791">
     <w:abstractNumId w:val="7"/>
   </w:num>
-  <w:num w:numId="6" w16cid:durableId="485435848">
+  <w:num w:numId="6" w16cid:durableId="2027366917">
     <w:abstractNumId w:val="3"/>
   </w:num>
-  <w:num w:numId="7" w16cid:durableId="890383895">
+  <w:num w:numId="7" w16cid:durableId="956326595">
     <w:abstractNumId w:val="2"/>
   </w:num>
-  <w:num w:numId="8" w16cid:durableId="1837186580">
+  <w:num w:numId="8" w16cid:durableId="1599633447">
     <w:abstractNumId w:val="1"/>
   </w:num>
-  <w:num w:numId="9" w16cid:durableId="1395541078">
+  <w:num w:numId="9" w16cid:durableId="990215541">
     <w:abstractNumId w:val="0"/>
   </w:num>
 </w:numbering>
@@ -2945,7 +1928,7 @@
     <w:qFormat/>
     <w:rsid w:val="00FC693F"/>
     <w:rPr>
-      <w:rFonts w:ascii="Noto Serif CJK SC" w:eastAsia="Noto Serif CJK SC" w:hAnsi="Noto Serif CJK SC"/>
+      <w:rFonts w:ascii="Arial" w:eastAsia="宋体" w:hAnsi="Arial"/>
     </w:rPr>
   </w:style>
   <w:style w:type="paragraph" w:styleId="1">
@@ -2967,7 +1950,7 @@
       <w:b/>
       <w:bCs/>
       <w:color w:val="365F91" w:themeColor="accent1" w:themeShade="BF"/>
-      <w:sz w:val="28"/>
+      <w:sz w:val="30"/>
       <w:szCs w:val="28"/>
     </w:rPr>
   </w:style>
@@ -2991,7 +1974,7 @@
       <w:b/>
       <w:bCs/>
       <w:color w:val="4F81BD" w:themeColor="accent1"/>
-      <w:sz w:val="26"/>
+      <w:sz w:val="25"/>
       <w:szCs w:val="26"/>
     </w:rPr>
   </w:style>
@@ -3015,6 +1998,7 @@
       <w:b/>
       <w:bCs/>
       <w:color w:val="4F81BD" w:themeColor="accent1"/>
+      <w:sz w:val="23"/>
     </w:rPr>
   </w:style>
   <w:style w:type="paragraph" w:styleId="4">
@@ -3297,10 +2281,11 @@
     </w:pPr>
     <w:rPr>
       <w:rFonts w:asciiTheme="majorHAnsi" w:eastAsiaTheme="majorEastAsia" w:hAnsiTheme="majorHAnsi" w:cstheme="majorBidi"/>
+      <w:b/>
       <w:color w:val="17365D" w:themeColor="text2" w:themeShade="BF"/>
       <w:spacing w:val="5"/>
       <w:kern w:val="28"/>
-      <w:sz w:val="52"/>
+      <w:sz w:val="40"/>
       <w:szCs w:val="52"/>
     </w:rPr>
   </w:style>
